--- a/assets/images/Maksym Tereshyn CV.docx
+++ b/assets/images/Maksym Tereshyn CV.docx
@@ -1,57 +1,67 @@
 
 <file path=word/document.xml><?xml version="1.0" encoding="utf-8"?>
-<w:document xmlns:r="http://schemas.openxmlformats.org/officeDocument/2006/relationships" xmlns:wp="http://schemas.openxmlformats.org/drawingml/2006/wordprocessingDrawing" xmlns:w="http://schemas.openxmlformats.org/wordprocessingml/2006/main" xmlns:w10="urn:schemas-microsoft-com:office:word" xmlns:w14="http://schemas.microsoft.com/office/word/2010/wordml" xmlns:wps="http://schemas.microsoft.com/office/word/2010/wordprocessingShape" xmlns:wpg="http://schemas.microsoft.com/office/word/2010/wordprocessingGroup" xmlns:mc="http://schemas.openxmlformats.org/markup-compatibility/2006" xmlns:v="urn:schemas-microsoft-com:vml" xmlns:o="urn:schemas-microsoft-com:office:office" xmlns:m="http://schemas.openxmlformats.org/officeDocument/2006/math" mc:Ignorable="w14">
+<w:document xmlns:wpc="http://schemas.microsoft.com/office/word/2010/wordprocessingCanvas" xmlns:cx="http://schemas.microsoft.com/office/drawing/2014/chartex" xmlns:cx1="http://schemas.microsoft.com/office/drawing/2015/9/8/chartex" xmlns:cx2="http://schemas.microsoft.com/office/drawing/2015/10/21/chartex" xmlns:cx3="http://schemas.microsoft.com/office/drawing/2016/5/9/chartex" xmlns:cx4="http://schemas.microsoft.com/office/drawing/2016/5/10/chartex" xmlns:cx5="http://schemas.microsoft.com/office/drawing/2016/5/11/chartex" xmlns:cx6="http://schemas.microsoft.com/office/drawing/2016/5/12/chartex" xmlns:cx7="http://schemas.microsoft.com/office/drawing/2016/5/13/chartex" xmlns:cx8="http://schemas.microsoft.com/office/drawing/2016/5/14/chartex" xmlns:mc="http://schemas.openxmlformats.org/markup-compatibility/2006" xmlns:aink="http://schemas.microsoft.com/office/drawing/2016/ink" xmlns:am3d="http://schemas.microsoft.com/office/drawing/2017/model3d" xmlns:o="urn:schemas-microsoft-com:office:office" xmlns:r="http://schemas.openxmlformats.org/officeDocument/2006/relationships" xmlns:m="http://schemas.openxmlformats.org/officeDocument/2006/math" xmlns:v="urn:schemas-microsoft-com:vml" xmlns:wp14="http://schemas.microsoft.com/office/word/2010/wordprocessingDrawing" xmlns:wp="http://schemas.openxmlformats.org/drawingml/2006/wordprocessingDrawing" xmlns:w10="urn:schemas-microsoft-com:office:word" xmlns:w="http://schemas.openxmlformats.org/wordprocessingml/2006/main" xmlns:w14="http://schemas.microsoft.com/office/word/2010/wordml" xmlns:w15="http://schemas.microsoft.com/office/word/2012/wordml" xmlns:w16cex="http://schemas.microsoft.com/office/word/2018/wordml/cex" xmlns:w16cid="http://schemas.microsoft.com/office/word/2016/wordml/cid" xmlns:w16="http://schemas.microsoft.com/office/word/2018/wordml" xmlns:w16sdtdh="http://schemas.microsoft.com/office/word/2020/wordml/sdtdatahash" xmlns:w16se="http://schemas.microsoft.com/office/word/2015/wordml/symex" xmlns:wpg="http://schemas.microsoft.com/office/word/2010/wordprocessingGroup" xmlns:wpi="http://schemas.microsoft.com/office/word/2010/wordprocessingInk" xmlns:wne="http://schemas.microsoft.com/office/word/2006/wordml" xmlns:wps="http://schemas.microsoft.com/office/word/2010/wordprocessingShape" mc:Ignorable="w14 w15 w16se w16cid w16 w16cex w16sdtdh wp14">
   <w:body>
     <w:p>
       <w:pPr>
-        <w:pStyle w:val="Normal.0"/>
         <w:jc w:val="center"/>
         <w:rPr>
-          <w:b w:val="1"/>
-          <w:bCs w:val="1"/>
+          <w:b/>
+          <w:bCs/>
           <w:sz w:val="34"/>
           <w:szCs w:val="34"/>
-          <w:u w:color="4f81bd"/>
-          <w:lang w:val="en-US"/>
-        </w:rPr>
-      </w:pPr>
-      <w:r>
-        <w:rPr>
-          <w:b w:val="1"/>
-          <w:bCs w:val="1"/>
+          <w:u w:color="4F81BD"/>
+          <w:lang w:val="en-US"/>
+        </w:rPr>
+      </w:pPr>
+      <w:r>
+        <w:rPr>
+          <w:b/>
+          <w:bCs/>
           <w:sz w:val="34"/>
           <w:szCs w:val="34"/>
-          <w:u w:color="4f81bd"/>
-          <w:rtl w:val="0"/>
-          <w:lang w:val="en-US"/>
-        </w:rPr>
-        <w:t>Maksym Tereshyn</w:t>
-      </w:r>
-    </w:p>
-    <w:p>
-      <w:pPr>
-        <w:pStyle w:val="Normal.0"/>
+          <w:u w:color="4F81BD"/>
+          <w:lang w:val="en-US"/>
+        </w:rPr>
+        <w:t xml:space="preserve">Maksym </w:t>
+      </w:r>
+      <w:proofErr w:type="spellStart"/>
+      <w:r>
+        <w:rPr>
+          <w:b/>
+          <w:bCs/>
+          <w:sz w:val="34"/>
+          <w:szCs w:val="34"/>
+          <w:u w:color="4F81BD"/>
+          <w:lang w:val="en-US"/>
+        </w:rPr>
+        <w:t>Tereshyn</w:t>
+      </w:r>
+      <w:proofErr w:type="spellEnd"/>
+    </w:p>
+    <w:p>
+      <w:pPr>
         <w:jc w:val="center"/>
         <w:rPr>
-          <w:b w:val="1"/>
-          <w:bCs w:val="1"/>
+          <w:b/>
+          <w:bCs/>
           <w:u w:val="single"/>
           <w:lang w:val="en-US"/>
         </w:rPr>
       </w:pPr>
       <w:r>
         <w:rPr>
-          <w:rtl w:val="0"/>
           <w:lang w:val="en-US"/>
         </w:rPr>
         <w:t xml:space="preserve"> </w:t>
       </w:r>
       <w:r>
         <w:rPr>
-          <w:lang w:val="en-US"/>
-        </w:rPr>
-        <w:drawing xmlns:a="http://schemas.openxmlformats.org/drawingml/2006/main">
-          <wp:anchor distT="114300" distB="114300" distL="114300" distR="114300" simplePos="0" relativeHeight="251659264" behindDoc="0" locked="0" layoutInCell="1" allowOverlap="1">
+          <w:noProof/>
+          <w:lang w:val="en-US"/>
+        </w:rPr>
+        <w:drawing>
+          <wp:anchor distT="114300" distB="114300" distL="114300" distR="114300" simplePos="0" relativeHeight="251659264" behindDoc="0" locked="0" layoutInCell="1" allowOverlap="1" wp14:anchorId="0B815DFE" wp14:editId="7CFF8F25">
             <wp:simplePos x="0" y="0"/>
             <wp:positionH relativeFrom="column">
               <wp:posOffset>3747922</wp:posOffset>
@@ -61,7 +71,7 @@
             </wp:positionV>
             <wp:extent cx="2006756" cy="2737326"/>
             <wp:effectExtent l="0" t="0" r="0" b="0"/>
-            <wp:wrapSquare wrapText="bothSides" distL="114300" distR="114300" distT="114300" distB="114300"/>
+            <wp:wrapSquare wrapText="bothSides" distT="114300" distB="114300" distL="114300" distR="114300"/>
             <wp:docPr id="1073741825" name="officeArt object" descr="image1.jpg"/>
             <wp:cNvGraphicFramePr/>
             <a:graphic xmlns:a="http://schemas.openxmlformats.org/drawingml/2006/main">
@@ -74,9 +84,7 @@
                     </pic:cNvPicPr>
                   </pic:nvPicPr>
                   <pic:blipFill>
-                    <a:blip r:embed="rId4">
-                      <a:extLst/>
-                    </a:blip>
+                    <a:blip r:embed="rId7"/>
                     <a:stretch>
                       <a:fillRect/>
                     </a:stretch>
@@ -104,113 +112,87 @@
     </w:p>
     <w:p>
       <w:pPr>
-        <w:pStyle w:val="Normal.0"/>
-        <w:rPr>
-          <w:lang w:val="en-US"/>
-        </w:rPr>
-      </w:pPr>
-      <w:r>
-        <w:rPr>
-          <w:b w:val="1"/>
-          <w:bCs w:val="1"/>
-          <w:rtl w:val="0"/>
-          <w:lang w:val="en-US"/>
-        </w:rPr>
-        <w:t>Phone</w:t>
-      </w:r>
-      <w:r>
-        <w:rPr>
-          <w:b w:val="1"/>
-          <w:bCs w:val="1"/>
-          <w:rtl w:val="0"/>
-          <w:lang w:val="en-US"/>
-        </w:rPr>
-        <w:t>:</w:t>
-      </w:r>
-      <w:r>
-        <w:rPr>
-          <w:rtl w:val="0"/>
+        <w:rPr>
+          <w:lang w:val="en-US"/>
+        </w:rPr>
+      </w:pPr>
+      <w:r>
+        <w:rPr>
+          <w:b/>
+          <w:bCs/>
+          <w:lang w:val="en-US"/>
+        </w:rPr>
+        <w:t>Phone:</w:t>
+      </w:r>
+      <w:r>
+        <w:rPr>
           <w:lang w:val="en-US"/>
         </w:rPr>
         <w:t xml:space="preserve"> </w:t>
       </w:r>
       <w:r>
         <w:rPr>
-          <w:i w:val="1"/>
-          <w:iCs w:val="1"/>
+          <w:i/>
+          <w:iCs/>
           <w:sz w:val="24"/>
           <w:szCs w:val="24"/>
-          <w:u w:val="single" w:color="548dd4"/>
-          <w:rtl w:val="0"/>
+          <w:u w:val="single" w:color="548DD4"/>
           <w:lang w:val="en-US"/>
         </w:rPr>
         <w:t>+380953577574</w:t>
       </w:r>
       <w:r>
         <w:rPr>
-          <w:u w:color="548dd4"/>
-          <w:rtl w:val="0"/>
+          <w:u w:color="548DD4"/>
           <w:lang w:val="en-US"/>
         </w:rPr>
         <w:t xml:space="preserve">     </w:t>
       </w:r>
       <w:r>
         <w:rPr>
-          <w:outline w:val="0"/>
-          <w:color w:val="548dd4"/>
-          <w:u w:color="548dd4"/>
-          <w:rtl w:val="0"/>
-          <w:lang w:val="en-US"/>
-          <w14:textFill>
-            <w14:solidFill>
-              <w14:srgbClr w14:val="548DD4"/>
-            </w14:solidFill>
-          </w14:textFill>
+          <w:color w:val="548DD4"/>
+          <w:u w:color="548DD4"/>
+          <w:lang w:val="en-US"/>
         </w:rPr>
         <w:t xml:space="preserve">           </w:t>
       </w:r>
     </w:p>
     <w:p>
       <w:pPr>
-        <w:pStyle w:val="Normal.0"/>
-        <w:rPr>
-          <w:lang w:val="en-US"/>
-        </w:rPr>
-      </w:pPr>
-      <w:r>
-        <w:rPr>
-          <w:b w:val="1"/>
-          <w:bCs w:val="1"/>
-          <w:rtl w:val="0"/>
+        <w:rPr>
+          <w:lang w:val="en-US"/>
+        </w:rPr>
+      </w:pPr>
+      <w:r>
+        <w:rPr>
+          <w:b/>
+          <w:bCs/>
           <w:lang w:val="en-US"/>
         </w:rPr>
         <w:t>E-mail:</w:t>
       </w:r>
       <w:r>
         <w:rPr>
-          <w:rtl w:val="0"/>
           <w:lang w:val="en-US"/>
         </w:rPr>
         <w:t xml:space="preserve"> </w:t>
       </w:r>
       <w:r>
         <w:rPr>
-          <w:i w:val="1"/>
-          <w:iCs w:val="1"/>
+          <w:i/>
+          <w:iCs/>
           <w:sz w:val="24"/>
           <w:szCs w:val="24"/>
-          <w:u w:val="single" w:color="548dd4"/>
-          <w:rtl w:val="0"/>
+          <w:u w:val="single" w:color="548DD4"/>
           <w:lang w:val="en-US"/>
         </w:rPr>
         <w:t>max.tereshyn@gmail.com</w:t>
       </w:r>
       <w:r>
         <w:rPr>
-          <w:i w:val="1"/>
-          <w:iCs w:val="1"/>
-          <w:u w:val="single" w:color="548dd4"/>
-          <w:rtl w:val="0"/>
+          <w:i/>
+          <w:iCs/>
+          <w:u w:val="single" w:color="548DD4"/>
           <w:lang w:val="en-US"/>
         </w:rPr>
         <w:t>​</w:t>
@@ -218,24 +200,21 @@
     </w:p>
     <w:p>
       <w:pPr>
-        <w:pStyle w:val="Normal.0"/>
-        <w:rPr>
-          <w:lang w:val="en-US"/>
-        </w:rPr>
-      </w:pPr>
-    </w:p>
-    <w:p>
-      <w:pPr>
-        <w:pStyle w:val="Normal.0"/>
-        <w:rPr>
-          <w:lang w:val="en-US"/>
-        </w:rPr>
-      </w:pPr>
-      <w:r>
-        <w:rPr>
-          <w:b w:val="1"/>
-          <w:bCs w:val="1"/>
-          <w:rtl w:val="0"/>
+        <w:rPr>
+          <w:lang w:val="en-US"/>
+        </w:rPr>
+      </w:pPr>
+    </w:p>
+    <w:p>
+      <w:pPr>
+        <w:rPr>
+          <w:lang w:val="en-US"/>
+        </w:rPr>
+      </w:pPr>
+      <w:r>
+        <w:rPr>
+          <w:b/>
+          <w:bCs/>
           <w:lang w:val="en-US"/>
         </w:rPr>
         <w:t>Portfolio:</w:t>
@@ -243,7 +222,61 @@
       <w:r>
         <w:rPr>
           <w:rStyle w:val="Link"/>
-          <w:rtl w:val="0"/>
+        </w:rPr>
+        <w:t xml:space="preserve"> https://mtereshyn.github.io/</w:t>
+      </w:r>
+    </w:p>
+    <w:p>
+      <w:pPr>
+        <w:rPr>
+          <w:i/>
+          <w:iCs/>
+          <w:color w:val="548DD4"/>
+          <w:u w:color="548DD4"/>
+          <w:lang w:val="en-US"/>
+        </w:rPr>
+      </w:pPr>
+      <w:r>
+        <w:rPr>
+          <w:b/>
+          <w:bCs/>
+          <w:lang w:val="en-US"/>
+        </w:rPr>
+        <w:t xml:space="preserve">GitHub: </w:t>
+      </w:r>
+      <w:hyperlink r:id="rId8" w:history="1">
+        <w:r>
+          <w:rPr>
+            <w:rStyle w:val="Link"/>
+          </w:rPr>
+          <w:t>https://github.com/mtereshyn</w:t>
+        </w:r>
+      </w:hyperlink>
+    </w:p>
+    <w:p>
+      <w:pPr>
+        <w:rPr>
+          <w:i/>
+          <w:iCs/>
+          <w:color w:val="548DD4"/>
+          <w:u w:color="548DD4"/>
+          <w:lang w:val="en-US"/>
+        </w:rPr>
+      </w:pPr>
+      <w:r>
+        <w:rPr>
+          <w:b/>
+          <w:bCs/>
+          <w:lang w:val="en-US"/>
+        </w:rPr>
+        <w:t>LinkedIn:</w:t>
+      </w:r>
+      <w:r>
+        <w:rPr>
+          <w:b/>
+          <w:bCs/>
+          <w:i/>
+          <w:iCs/>
           <w:lang w:val="en-US"/>
         </w:rPr>
         <w:t xml:space="preserve"> </w:t>
@@ -251,168 +284,44 @@
       <w:r>
         <w:rPr>
           <w:rStyle w:val="Link"/>
-          <w:rtl w:val="0"/>
-          <w:lang w:val="en-US"/>
-        </w:rPr>
-        <w:t>https://mtereshyn.github.io/</w:t>
-      </w:r>
-    </w:p>
-    <w:p>
-      <w:pPr>
-        <w:pStyle w:val="Normal.0"/>
-        <w:rPr>
-          <w:i w:val="1"/>
-          <w:iCs w:val="1"/>
-          <w:outline w:val="0"/>
-          <w:color w:val="548dd4"/>
-          <w:u w:color="548dd4"/>
-          <w:lang w:val="en-US"/>
-          <w14:textFill>
-            <w14:solidFill>
-              <w14:srgbClr w14:val="548DD4"/>
-            </w14:solidFill>
-          </w14:textFill>
-        </w:rPr>
-      </w:pPr>
-      <w:r>
-        <w:rPr>
-          <w:b w:val="1"/>
-          <w:bCs w:val="1"/>
-          <w:rtl w:val="0"/>
-          <w:lang w:val="en-US"/>
-        </w:rPr>
-        <w:t>GitHub:</w:t>
-      </w:r>
-      <w:r>
-        <w:rPr>
-          <w:b w:val="1"/>
-          <w:bCs w:val="1"/>
-          <w:rtl w:val="0"/>
+        </w:rPr>
+        <w:t>https://www.linkedin.com/in/maksym-tereshyn-b50a051b9/</w:t>
+      </w:r>
+    </w:p>
+    <w:p>
+      <w:pPr>
+        <w:rPr>
+          <w:lang w:val="en-US"/>
+        </w:rPr>
+      </w:pPr>
+      <w:r>
+        <w:rPr>
           <w:lang w:val="en-US"/>
         </w:rPr>
         <w:t xml:space="preserve"> </w:t>
       </w:r>
-      <w:r>
-        <w:rPr>
-          <w:rStyle w:val="Link"/>
-          <w:lang w:val="en-US"/>
-        </w:rPr>
-        <w:fldChar w:fldCharType="begin" w:fldLock="0"/>
-      </w:r>
-      <w:r>
-        <w:rPr>
-          <w:rStyle w:val="Link"/>
-          <w:lang w:val="en-US"/>
-        </w:rPr>
-        <w:instrText xml:space="preserve"> HYPERLINK "https://github.com/mtereshyn"</w:instrText>
-      </w:r>
-      <w:r>
-        <w:rPr>
-          <w:rStyle w:val="Link"/>
-          <w:lang w:val="en-US"/>
-        </w:rPr>
-        <w:fldChar w:fldCharType="separate" w:fldLock="0"/>
-      </w:r>
-      <w:r>
-        <w:rPr>
-          <w:rStyle w:val="Link"/>
-          <w:rtl w:val="0"/>
-          <w:lang w:val="en-US"/>
-        </w:rPr>
-        <w:t>https://github.com/mtereshyn</w:t>
-      </w:r>
-      <w:r>
-        <w:rPr>
-          <w:lang w:val="en-US"/>
-        </w:rPr>
-        <w:fldChar w:fldCharType="end" w:fldLock="0"/>
-      </w:r>
-    </w:p>
-    <w:p>
-      <w:pPr>
-        <w:pStyle w:val="Normal.0"/>
-        <w:rPr>
-          <w:i w:val="1"/>
-          <w:iCs w:val="1"/>
-          <w:outline w:val="0"/>
-          <w:color w:val="548dd4"/>
-          <w:u w:color="548dd4"/>
-          <w:lang w:val="en-US"/>
-          <w14:textFill>
-            <w14:solidFill>
-              <w14:srgbClr w14:val="548DD4"/>
-            </w14:solidFill>
-          </w14:textFill>
-        </w:rPr>
-      </w:pPr>
-      <w:r>
-        <w:rPr>
-          <w:b w:val="1"/>
-          <w:bCs w:val="1"/>
-          <w:rtl w:val="0"/>
-          <w:lang w:val="en-US"/>
-        </w:rPr>
-        <w:t>LinkedIn:</w:t>
-      </w:r>
-      <w:r>
-        <w:rPr>
-          <w:b w:val="1"/>
-          <w:bCs w:val="1"/>
-          <w:i w:val="1"/>
-          <w:iCs w:val="1"/>
-          <w:rtl w:val="0"/>
-          <w:lang w:val="en-US"/>
-        </w:rPr>
-        <w:t xml:space="preserve"> </w:t>
-      </w:r>
-      <w:r>
-        <w:rPr>
-          <w:rStyle w:val="Link"/>
-          <w:rtl w:val="0"/>
-          <w:lang w:val="en-US"/>
-        </w:rPr>
-        <w:t>https://www.linkedin.com/in/maksym-tereshyn-b50a051b9/</w:t>
-      </w:r>
-    </w:p>
-    <w:p>
-      <w:pPr>
-        <w:pStyle w:val="Normal.0"/>
-        <w:rPr>
-          <w:lang w:val="en-US"/>
-        </w:rPr>
-      </w:pPr>
-      <w:r>
-        <w:rPr>
-          <w:rtl w:val="0"/>
-          <w:lang w:val="en-US"/>
-        </w:rPr>
-        <w:t xml:space="preserve"> </w:t>
-      </w:r>
-    </w:p>
-    <w:p>
-      <w:pPr>
-        <w:pStyle w:val="Normal.0"/>
-        <w:rPr>
-          <w:b w:val="1"/>
-          <w:bCs w:val="1"/>
-          <w:lang w:val="en-US"/>
-        </w:rPr>
-      </w:pPr>
-      <w:r>
-        <w:rPr>
-          <w:b w:val="1"/>
-          <w:bCs w:val="1"/>
+    </w:p>
+    <w:p>
+      <w:pPr>
+        <w:rPr>
+          <w:b/>
+          <w:bCs/>
+          <w:lang w:val="en-US"/>
+        </w:rPr>
+      </w:pPr>
+      <w:r>
+        <w:rPr>
+          <w:b/>
+          <w:bCs/>
           <w:u w:val="single"/>
-          <w:rtl w:val="0"/>
           <w:lang w:val="en-US"/>
         </w:rPr>
         <w:t>Goal</w:t>
       </w:r>
       <w:r>
         <w:rPr>
-          <w:b w:val="1"/>
-          <w:bCs w:val="1"/>
-          <w:rtl w:val="0"/>
+          <w:b/>
+          <w:bCs/>
           <w:lang w:val="en-US"/>
         </w:rPr>
         <w:t>:</w:t>
@@ -420,85 +329,182 @@
     </w:p>
     <w:p>
       <w:pPr>
-        <w:pStyle w:val="Normal.0"/>
-        <w:rPr>
-          <w:i w:val="1"/>
-          <w:iCs w:val="1"/>
-          <w:u w:color="548dd4"/>
-          <w:lang w:val="en-US"/>
-        </w:rPr>
-      </w:pPr>
-      <w:r>
-        <w:rPr>
-          <w:i w:val="1"/>
-          <w:iCs w:val="1"/>
-          <w:u w:color="548dd4"/>
-          <w:rtl w:val="0"/>
-          <w:lang w:val="en-US"/>
-        </w:rPr>
-        <w:t xml:space="preserve">To obtain position of a </w:t>
-      </w:r>
-      <w:r>
-        <w:rPr>
-          <w:i w:val="1"/>
-          <w:iCs w:val="1"/>
-          <w:u w:color="548dd4"/>
-          <w:rtl w:val="0"/>
-          <w:lang w:val="en-US"/>
-        </w:rPr>
-        <w:t>Markup/FrontEnd Developer.</w:t>
-      </w:r>
-    </w:p>
-    <w:p>
-      <w:pPr>
-        <w:pStyle w:val="Normal.0"/>
-        <w:rPr>
-          <w:i w:val="1"/>
-          <w:iCs w:val="1"/>
-          <w:outline w:val="0"/>
-          <w:color w:val="548dd4"/>
-          <w:u w:color="548dd4"/>
-          <w:lang w:val="en-US"/>
-          <w14:textFill>
-            <w14:solidFill>
-              <w14:srgbClr w14:val="548DD4"/>
-            </w14:solidFill>
-          </w14:textFill>
-        </w:rPr>
-      </w:pPr>
-    </w:p>
-    <w:p>
-      <w:pPr>
-        <w:pStyle w:val="Normal.0"/>
-        <w:rPr>
-          <w:b w:val="1"/>
-          <w:bCs w:val="1"/>
-          <w:outline w:val="0"/>
-          <w:color w:val="548dd4"/>
-          <w:u w:color="548dd4"/>
-          <w:lang w:val="en-US"/>
-          <w14:textFill>
-            <w14:solidFill>
-              <w14:srgbClr w14:val="548DD4"/>
-            </w14:solidFill>
-          </w14:textFill>
-        </w:rPr>
-      </w:pPr>
-      <w:r>
-        <w:rPr>
-          <w:b w:val="1"/>
-          <w:bCs w:val="1"/>
+        <w:rPr>
+          <w:i/>
+          <w:iCs/>
+          <w:u w:color="548DD4"/>
+          <w:lang w:val="en-US"/>
+        </w:rPr>
+      </w:pPr>
+      <w:r>
+        <w:rPr>
+          <w:i/>
+          <w:iCs/>
+          <w:u w:color="548DD4"/>
+          <w:lang w:val="en-US"/>
+        </w:rPr>
+        <w:t>To obtain position of a Markup/</w:t>
+      </w:r>
+      <w:proofErr w:type="spellStart"/>
+      <w:r>
+        <w:rPr>
+          <w:i/>
+          <w:iCs/>
+          <w:u w:color="548DD4"/>
+          <w:lang w:val="en-US"/>
+        </w:rPr>
+        <w:t>FrontEnd</w:t>
+      </w:r>
+      <w:proofErr w:type="spellEnd"/>
+      <w:r>
+        <w:rPr>
+          <w:i/>
+          <w:iCs/>
+          <w:u w:color="548DD4"/>
+          <w:lang w:val="en-US"/>
+        </w:rPr>
+        <w:t xml:space="preserve"> Develope</w:t>
+      </w:r>
+      <w:r>
+        <w:rPr>
+          <w:i/>
+          <w:iCs/>
+          <w:u w:color="548DD4"/>
+          <w:lang w:val="en-US"/>
+        </w:rPr>
+        <w:t>r in order to master my skills, such as:</w:t>
+      </w:r>
+    </w:p>
+    <w:p>
+      <w:pPr>
+        <w:rPr>
+          <w:i/>
+          <w:iCs/>
+          <w:u w:color="548DD4"/>
+          <w:lang w:val="en-US"/>
+        </w:rPr>
+      </w:pPr>
+      <w:r>
+        <w:rPr>
+          <w:i/>
+          <w:iCs/>
+          <w:u w:color="548DD4"/>
+          <w:lang w:val="en-US"/>
+        </w:rPr>
+        <w:t xml:space="preserve">React, Angular JS, TypeScript. </w:t>
+      </w:r>
+    </w:p>
+    <w:p>
+      <w:pPr>
+        <w:rPr>
+          <w:i/>
+          <w:iCs/>
+          <w:u w:color="548DD4"/>
+          <w:lang w:val="en-US"/>
+        </w:rPr>
+      </w:pPr>
+      <w:r>
+        <w:rPr>
+          <w:i/>
+          <w:iCs/>
+          <w:u w:color="548DD4"/>
+          <w:lang w:val="en-US"/>
+        </w:rPr>
+        <w:t xml:space="preserve">Within 2 years I would like to become a </w:t>
+      </w:r>
+      <w:proofErr w:type="spellStart"/>
+      <w:r>
+        <w:rPr>
+          <w:i/>
+          <w:iCs/>
+          <w:u w:color="548DD4"/>
+          <w:lang w:val="en-US"/>
+        </w:rPr>
+        <w:t>FullStack</w:t>
+      </w:r>
+      <w:proofErr w:type="spellEnd"/>
+      <w:r>
+        <w:rPr>
+          <w:i/>
+          <w:iCs/>
+          <w:u w:color="548DD4"/>
+          <w:lang w:val="en-US"/>
+        </w:rPr>
+        <w:t xml:space="preserve"> Developer</w:t>
+      </w:r>
+      <w:r>
+        <w:rPr>
+          <w:i/>
+          <w:iCs/>
+          <w:u w:color="548DD4"/>
+          <w:lang w:val="en-US"/>
+        </w:rPr>
+        <w:t xml:space="preserve"> and work within the following stack:</w:t>
+      </w:r>
+    </w:p>
+    <w:p>
+      <w:pPr>
+        <w:rPr>
+          <w:i/>
+          <w:iCs/>
+          <w:u w:color="548DD4"/>
+          <w:lang w:val="en-US"/>
+        </w:rPr>
+      </w:pPr>
+      <w:proofErr w:type="spellStart"/>
+      <w:r>
+        <w:rPr>
+          <w:i/>
+          <w:iCs/>
+          <w:u w:color="548DD4"/>
+          <w:lang w:val="en-US"/>
+        </w:rPr>
+        <w:t>React+Redux</w:t>
+      </w:r>
+      <w:proofErr w:type="spellEnd"/>
+      <w:r>
+        <w:rPr>
+          <w:i/>
+          <w:iCs/>
+          <w:u w:color="548DD4"/>
+          <w:lang w:val="en-US"/>
+        </w:rPr>
+        <w:t>, Node.JS.</w:t>
+      </w:r>
+    </w:p>
+    <w:p>
+      <w:pPr>
+        <w:rPr>
+          <w:i/>
+          <w:iCs/>
+          <w:u w:color="548DD4"/>
+          <w:lang w:val="en-US"/>
+        </w:rPr>
+      </w:pPr>
+    </w:p>
+    <w:p>
+      <w:pPr>
+        <w:rPr>
+          <w:b/>
+          <w:bCs/>
+          <w:color w:val="548DD4"/>
+          <w:u w:color="548DD4"/>
+          <w:lang w:val="en-US"/>
+        </w:rPr>
+      </w:pPr>
+      <w:r>
+        <w:rPr>
+          <w:b/>
+          <w:bCs/>
           <w:u w:val="single"/>
-          <w:rtl w:val="0"/>
           <w:lang w:val="en-US"/>
         </w:rPr>
         <w:t>Skills</w:t>
       </w:r>
       <w:r>
         <w:rPr>
-          <w:b w:val="1"/>
-          <w:bCs w:val="1"/>
-          <w:rtl w:val="0"/>
+          <w:b/>
+          <w:bCs/>
           <w:lang w:val="en-US"/>
         </w:rPr>
         <w:t>:</w:t>
@@ -506,7 +512,6 @@
     </w:p>
     <w:p>
       <w:pPr>
-        <w:pStyle w:val="Normal.0"/>
         <w:numPr>
           <w:ilvl w:val="0"/>
           <w:numId w:val="2"/>
@@ -517,10 +522,9 @@
       </w:pPr>
       <w:r>
         <w:rPr>
-          <w:i w:val="1"/>
-          <w:iCs w:val="1"/>
-          <w:u w:color="548dd4"/>
-          <w:rtl w:val="0"/>
+          <w:i/>
+          <w:iCs/>
+          <w:u w:color="548DD4"/>
           <w:lang w:val="en-US"/>
         </w:rPr>
         <w:t>HTML5</w:t>
@@ -528,7 +532,6 @@
     </w:p>
     <w:p>
       <w:pPr>
-        <w:pStyle w:val="Normal.0"/>
         <w:numPr>
           <w:ilvl w:val="1"/>
           <w:numId w:val="2"/>
@@ -539,10 +542,9 @@
       </w:pPr>
       <w:r>
         <w:rPr>
-          <w:i w:val="1"/>
-          <w:iCs w:val="1"/>
-          <w:u w:color="548dd4"/>
-          <w:rtl w:val="0"/>
+          <w:i/>
+          <w:iCs/>
+          <w:u w:color="548DD4"/>
           <w:lang w:val="en-US"/>
         </w:rPr>
         <w:t>BEM methodology</w:t>
@@ -550,7 +552,6 @@
     </w:p>
     <w:p>
       <w:pPr>
-        <w:pStyle w:val="Normal.0"/>
         <w:numPr>
           <w:ilvl w:val="0"/>
           <w:numId w:val="2"/>
@@ -561,10 +562,9 @@
       </w:pPr>
       <w:r>
         <w:rPr>
-          <w:i w:val="1"/>
-          <w:iCs w:val="1"/>
-          <w:u w:color="548dd4"/>
-          <w:rtl w:val="0"/>
+          <w:i/>
+          <w:iCs/>
+          <w:u w:color="548DD4"/>
           <w:lang w:val="en-US"/>
         </w:rPr>
         <w:t>CSS3</w:t>
@@ -572,7 +572,6 @@
     </w:p>
     <w:p>
       <w:pPr>
-        <w:pStyle w:val="Normal.0"/>
         <w:numPr>
           <w:ilvl w:val="0"/>
           <w:numId w:val="2"/>
@@ -583,28 +582,16 @@
       </w:pPr>
       <w:r>
         <w:rPr>
-          <w:i w:val="1"/>
-          <w:iCs w:val="1"/>
-          <w:u w:color="548dd4"/>
-          <w:rtl w:val="0"/>
-          <w:lang w:val="en-US"/>
-        </w:rPr>
-        <w:t xml:space="preserve">Basic </w:t>
-      </w:r>
-      <w:r>
-        <w:rPr>
-          <w:i w:val="1"/>
-          <w:iCs w:val="1"/>
-          <w:u w:color="548dd4"/>
-          <w:rtl w:val="0"/>
-          <w:lang w:val="en-US"/>
-        </w:rPr>
-        <w:t>JavaScript</w:t>
-      </w:r>
-    </w:p>
-    <w:p>
-      <w:pPr>
-        <w:pStyle w:val="Normal.0"/>
+          <w:i/>
+          <w:iCs/>
+          <w:u w:color="548DD4"/>
+          <w:lang w:val="en-US"/>
+        </w:rPr>
+        <w:t>Gulp</w:t>
+      </w:r>
+    </w:p>
+    <w:p>
+      <w:pPr>
         <w:numPr>
           <w:ilvl w:val="0"/>
           <w:numId w:val="2"/>
@@ -615,18 +602,21 @@
       </w:pPr>
       <w:r>
         <w:rPr>
-          <w:i w:val="1"/>
-          <w:iCs w:val="1"/>
-          <w:u w:color="548dd4"/>
-          <w:rtl w:val="0"/>
-          <w:lang w:val="en-US"/>
-        </w:rPr>
-        <w:t>Adobe Photoshop</w:t>
-      </w:r>
-    </w:p>
-    <w:p>
-      <w:pPr>
-        <w:pStyle w:val="Normal.0"/>
+          <w:lang w:val="en-US"/>
+        </w:rPr>
+        <w:t>Sass/</w:t>
+      </w:r>
+      <w:proofErr w:type="spellStart"/>
+      <w:r>
+        <w:rPr>
+          <w:lang w:val="en-US"/>
+        </w:rPr>
+        <w:t>Scss</w:t>
+      </w:r>
+      <w:proofErr w:type="spellEnd"/>
+    </w:p>
+    <w:p>
+      <w:pPr>
         <w:numPr>
           <w:ilvl w:val="0"/>
           <w:numId w:val="2"/>
@@ -637,10 +627,89 @@
       </w:pPr>
       <w:r>
         <w:rPr>
-          <w:i w:val="1"/>
-          <w:iCs w:val="1"/>
-          <w:u w:color="548dd4"/>
-          <w:rtl w:val="0"/>
+          <w:i/>
+          <w:iCs/>
+          <w:u w:color="548DD4"/>
+          <w:lang w:val="en-US"/>
+        </w:rPr>
+        <w:t>JavaScript</w:t>
+      </w:r>
+    </w:p>
+    <w:p>
+      <w:pPr>
+        <w:numPr>
+          <w:ilvl w:val="0"/>
+          <w:numId w:val="2"/>
+        </w:numPr>
+        <w:rPr>
+          <w:lang w:val="en-US"/>
+        </w:rPr>
+      </w:pPr>
+      <w:r>
+        <w:rPr>
+          <w:i/>
+          <w:iCs/>
+          <w:u w:color="548DD4"/>
+          <w:lang w:val="en-US"/>
+        </w:rPr>
+        <w:t>Vue.js(Low Skill)</w:t>
+      </w:r>
+    </w:p>
+    <w:p>
+      <w:pPr>
+        <w:numPr>
+          <w:ilvl w:val="0"/>
+          <w:numId w:val="2"/>
+        </w:numPr>
+        <w:rPr>
+          <w:lang w:val="en-US"/>
+        </w:rPr>
+      </w:pPr>
+      <w:r>
+        <w:rPr>
+          <w:i/>
+          <w:iCs/>
+          <w:u w:color="548DD4"/>
+          <w:lang w:val="en-US"/>
+        </w:rPr>
+        <w:t>Adobe Photoshop</w:t>
+      </w:r>
+    </w:p>
+    <w:p>
+      <w:pPr>
+        <w:numPr>
+          <w:ilvl w:val="0"/>
+          <w:numId w:val="2"/>
+        </w:numPr>
+        <w:rPr>
+          <w:lang w:val="en-US"/>
+        </w:rPr>
+      </w:pPr>
+      <w:r>
+        <w:rPr>
+          <w:i/>
+          <w:iCs/>
+          <w:u w:color="548DD4"/>
+          <w:lang w:val="en-US"/>
+        </w:rPr>
+        <w:t>Figma</w:t>
+      </w:r>
+    </w:p>
+    <w:p>
+      <w:pPr>
+        <w:numPr>
+          <w:ilvl w:val="0"/>
+          <w:numId w:val="2"/>
+        </w:numPr>
+        <w:rPr>
+          <w:lang w:val="en-US"/>
+        </w:rPr>
+      </w:pPr>
+      <w:r>
+        <w:rPr>
+          <w:i/>
+          <w:iCs/>
+          <w:u w:color="548DD4"/>
           <w:lang w:val="en-US"/>
         </w:rPr>
         <w:t>C-language</w:t>
@@ -648,7 +717,6 @@
     </w:p>
     <w:p>
       <w:pPr>
-        <w:pStyle w:val="Normal.0"/>
         <w:numPr>
           <w:ilvl w:val="1"/>
           <w:numId w:val="2"/>
@@ -659,138 +727,405 @@
       </w:pPr>
       <w:r>
         <w:rPr>
-          <w:i w:val="1"/>
-          <w:iCs w:val="1"/>
-          <w:u w:color="548dd4"/>
-          <w:rtl w:val="0"/>
-          <w:lang w:val="en-US"/>
-        </w:rPr>
-        <w:t xml:space="preserve"> I have my own game </w:t>
-      </w:r>
-      <w:r>
-        <w:rPr>
-          <w:i w:val="1"/>
-          <w:iCs w:val="1"/>
-          <w:u w:color="548dd4"/>
-          <w:rtl w:val="0"/>
-          <w:lang w:val="en-US"/>
-        </w:rPr>
-        <w:t>built with</w:t>
-      </w:r>
-      <w:r>
-        <w:rPr>
-          <w:i w:val="1"/>
-          <w:iCs w:val="1"/>
-          <w:u w:color="548dd4"/>
-          <w:rtl w:val="0"/>
+          <w:i/>
+          <w:iCs/>
+          <w:u w:color="548DD4"/>
+          <w:lang w:val="en-US"/>
+        </w:rPr>
+        <w:t xml:space="preserve"> I have my own game built with </w:t>
+      </w:r>
+      <w:proofErr w:type="spellStart"/>
+      <w:r>
+        <w:rPr>
+          <w:i/>
+          <w:iCs/>
+          <w:u w:val="single" w:color="548DD4"/>
+          <w:lang w:val="en-US"/>
+        </w:rPr>
+        <w:t>Ncurses</w:t>
+      </w:r>
+      <w:proofErr w:type="spellEnd"/>
+      <w:r>
+        <w:rPr>
+          <w:i/>
+          <w:iCs/>
+          <w:u w:color="548DD4"/>
+          <w:lang w:val="en-US"/>
+        </w:rPr>
+        <w:t xml:space="preserve"> graphic library</w:t>
+      </w:r>
+    </w:p>
+    <w:p>
+      <w:pPr>
+        <w:rPr>
+          <w:i/>
+          <w:iCs/>
+          <w:color w:val="548DD4"/>
+          <w:u w:color="548DD4"/>
+          <w:lang w:val="en-US"/>
+        </w:rPr>
+      </w:pPr>
+    </w:p>
+    <w:p>
+      <w:pPr>
+        <w:rPr>
+          <w:color w:val="548DD4"/>
+          <w:u w:color="548DD4"/>
+          <w:lang w:val="en-US"/>
+        </w:rPr>
+      </w:pPr>
+      <w:r>
+        <w:rPr>
+          <w:color w:val="548DD4"/>
+          <w:u w:color="548DD4"/>
           <w:lang w:val="en-US"/>
         </w:rPr>
         <w:t xml:space="preserve"> </w:t>
       </w:r>
-      <w:r>
-        <w:rPr>
-          <w:i w:val="1"/>
-          <w:iCs w:val="1"/>
-          <w:u w:val="single" w:color="548dd4"/>
-          <w:rtl w:val="0"/>
-          <w:lang w:val="en-US"/>
-        </w:rPr>
-        <w:t>Ncurses</w:t>
-      </w:r>
-      <w:r>
-        <w:rPr>
-          <w:i w:val="1"/>
-          <w:iCs w:val="1"/>
-          <w:u w:color="548dd4"/>
-          <w:rtl w:val="0"/>
+    </w:p>
+    <w:p>
+      <w:pPr>
+        <w:rPr>
+          <w:b/>
+          <w:bCs/>
+          <w:lang w:val="en-US"/>
+        </w:rPr>
+      </w:pPr>
+      <w:r>
+        <w:rPr>
+          <w:b/>
+          <w:bCs/>
+          <w:u w:val="single"/>
+          <w:lang w:val="en-US"/>
+        </w:rPr>
+        <w:t>Education</w:t>
+      </w:r>
+      <w:r>
+        <w:rPr>
+          <w:b/>
+          <w:bCs/>
+          <w:lang w:val="en-US"/>
+        </w:rPr>
+        <w:t>:</w:t>
+      </w:r>
+    </w:p>
+    <w:p>
+      <w:pPr>
+        <w:rPr>
+          <w:i/>
+          <w:iCs/>
+          <w:u w:color="548DD4"/>
+          <w:lang w:val="en-US"/>
+        </w:rPr>
+      </w:pPr>
+      <w:r>
+        <w:rPr>
+          <w:i/>
+          <w:iCs/>
+          <w:u w:color="548DD4"/>
+          <w:lang w:val="en-US"/>
+        </w:rPr>
+        <w:t>201</w:t>
+      </w:r>
+      <w:r>
+        <w:rPr>
+          <w:i/>
+          <w:iCs/>
+          <w:u w:color="548DD4"/>
+          <w:lang w:val="en-US"/>
+        </w:rPr>
+        <w:t>9</w:t>
+      </w:r>
+      <w:r>
+        <w:rPr>
+          <w:i/>
+          <w:iCs/>
+          <w:u w:color="548DD4"/>
+          <w:lang w:val="en-US"/>
+        </w:rPr>
+        <w:t>-present</w:t>
+      </w:r>
+    </w:p>
+    <w:p>
+      <w:pPr>
+        <w:rPr>
+          <w:i/>
+          <w:iCs/>
+          <w:u w:color="548DD4"/>
+          <w:lang w:val="en-US"/>
+        </w:rPr>
+      </w:pPr>
+      <w:proofErr w:type="spellStart"/>
+      <w:r>
+        <w:rPr>
+          <w:i/>
+          <w:iCs/>
+          <w:u w:color="548DD4"/>
+          <w:lang w:val="en-US"/>
+        </w:rPr>
+        <w:t>Kharkiv</w:t>
+      </w:r>
+      <w:proofErr w:type="spellEnd"/>
+      <w:r>
+        <w:rPr>
+          <w:i/>
+          <w:iCs/>
+          <w:u w:color="548DD4"/>
+          <w:lang w:val="en-US"/>
+        </w:rPr>
+        <w:t xml:space="preserve"> National University of Radio Electronics, Computer Engineering</w:t>
+      </w:r>
+    </w:p>
+    <w:p>
+      <w:pPr>
+        <w:rPr>
+          <w:i/>
+          <w:iCs/>
+          <w:color w:val="548DD4"/>
+          <w:u w:color="548DD4"/>
+          <w:lang w:val="en-US"/>
+        </w:rPr>
+      </w:pPr>
+    </w:p>
+    <w:p>
+      <w:pPr>
+        <w:rPr>
+          <w:i/>
+          <w:iCs/>
+          <w:color w:val="548DD4"/>
+          <w:u w:color="548DD4"/>
+          <w:lang w:val="en-US"/>
+        </w:rPr>
+      </w:pPr>
+      <w:r>
+        <w:rPr>
+          <w:color w:val="548DD4"/>
+          <w:u w:color="548DD4"/>
           <w:lang w:val="en-US"/>
         </w:rPr>
         <w:t xml:space="preserve"> </w:t>
       </w:r>
-      <w:r>
-        <w:rPr>
-          <w:i w:val="1"/>
-          <w:iCs w:val="1"/>
-          <w:u w:color="548dd4"/>
-          <w:rtl w:val="0"/>
-          <w:lang w:val="en-US"/>
-        </w:rPr>
-        <w:t>graphic library</w:t>
-      </w:r>
-    </w:p>
-    <w:p>
-      <w:pPr>
-        <w:pStyle w:val="Normal.0"/>
-        <w:rPr>
-          <w:i w:val="1"/>
-          <w:iCs w:val="1"/>
-          <w:outline w:val="0"/>
-          <w:color w:val="548dd4"/>
-          <w:u w:color="548dd4"/>
-          <w:lang w:val="en-US"/>
-          <w14:textFill>
-            <w14:solidFill>
-              <w14:srgbClr w14:val="548DD4"/>
-            </w14:solidFill>
-          </w14:textFill>
-        </w:rPr>
-      </w:pPr>
-    </w:p>
-    <w:p>
-      <w:pPr>
-        <w:pStyle w:val="Normal.0"/>
-        <w:rPr>
-          <w:outline w:val="0"/>
-          <w:color w:val="548dd4"/>
-          <w:u w:color="548dd4"/>
-          <w:lang w:val="en-US"/>
-          <w14:textFill>
-            <w14:solidFill>
-              <w14:srgbClr w14:val="548DD4"/>
-            </w14:solidFill>
-          </w14:textFill>
-        </w:rPr>
-      </w:pPr>
-      <w:r>
-        <w:rPr>
-          <w:outline w:val="0"/>
-          <w:color w:val="548dd4"/>
-          <w:u w:color="548dd4"/>
-          <w:rtl w:val="0"/>
-          <w:lang w:val="en-US"/>
-          <w14:textFill>
-            <w14:solidFill>
-              <w14:srgbClr w14:val="548DD4"/>
-            </w14:solidFill>
-          </w14:textFill>
+    </w:p>
+    <w:p>
+      <w:pPr>
+        <w:rPr>
+          <w:i/>
+          <w:iCs/>
+          <w:color w:val="548DD4"/>
+          <w:u w:color="548DD4"/>
+          <w:lang w:val="en-US"/>
+        </w:rPr>
+      </w:pPr>
+    </w:p>
+    <w:p>
+      <w:pPr>
+        <w:rPr>
+          <w:lang w:val="en-US"/>
+        </w:rPr>
+      </w:pPr>
+      <w:r>
+        <w:rPr>
+          <w:b/>
+          <w:bCs/>
+          <w:u w:val="single"/>
+          <w:lang w:val="en-US"/>
+        </w:rPr>
+        <w:t>Freelance experience</w:t>
+      </w:r>
+      <w:r>
+        <w:rPr>
+          <w:b/>
+          <w:bCs/>
+          <w:u w:val="single"/>
+          <w:lang w:val="en-US"/>
+        </w:rPr>
+        <w:t>:</w:t>
+      </w:r>
+    </w:p>
+    <w:p>
+      <w:pPr>
+        <w:rPr>
+          <w:i/>
+          <w:iCs/>
+          <w:lang w:val="en-US"/>
+        </w:rPr>
+      </w:pPr>
+      <w:r>
+        <w:rPr>
+          <w:i/>
+          <w:iCs/>
+          <w:lang w:val="en-US"/>
+        </w:rPr>
+        <w:t xml:space="preserve">Between 2019 and 2020, there were two orders for the same project. </w:t>
+      </w:r>
+    </w:p>
+    <w:p>
+      <w:pPr>
+        <w:rPr>
+          <w:i/>
+          <w:iCs/>
+          <w:lang w:val="en-US"/>
+        </w:rPr>
+      </w:pPr>
+      <w:r>
+        <w:rPr>
+          <w:i/>
+          <w:iCs/>
+          <w:lang w:val="en-US"/>
+        </w:rPr>
+        <w:t xml:space="preserve">This project is called Barbershop and it is present on the portfolio </w:t>
+      </w:r>
+      <w:r>
+        <w:rPr>
+          <w:i/>
+          <w:iCs/>
+          <w:lang w:val="en-US"/>
+        </w:rPr>
+        <w:t>web</w:t>
+      </w:r>
+      <w:r>
+        <w:rPr>
+          <w:i/>
+          <w:iCs/>
+          <w:lang w:val="en-US"/>
+        </w:rPr>
+        <w:t>site.</w:t>
+      </w:r>
+    </w:p>
+    <w:p>
+      <w:pPr>
+        <w:rPr>
+          <w:lang w:val="en-US"/>
+        </w:rPr>
+      </w:pPr>
+    </w:p>
+    <w:p>
+      <w:pPr>
+        <w:rPr>
+          <w:lang w:val="en-US"/>
+        </w:rPr>
+      </w:pPr>
+    </w:p>
+    <w:p>
+      <w:pPr>
+        <w:rPr>
+          <w:b/>
+          <w:bCs/>
+          <w:lang w:val="en-US"/>
+        </w:rPr>
+      </w:pPr>
+      <w:r>
+        <w:rPr>
+          <w:b/>
+          <w:bCs/>
+          <w:u w:val="single"/>
+          <w:lang w:val="en-US"/>
+        </w:rPr>
+        <w:t>Language</w:t>
+      </w:r>
+      <w:r>
+        <w:rPr>
+          <w:b/>
+          <w:bCs/>
+          <w:lang w:val="en-US"/>
+        </w:rPr>
+        <w:t>:</w:t>
+      </w:r>
+    </w:p>
+    <w:p>
+      <w:pPr>
+        <w:rPr>
+          <w:i/>
+          <w:iCs/>
+          <w:u w:color="548DD4"/>
+          <w:lang w:val="en-US"/>
+        </w:rPr>
+      </w:pPr>
+      <w:r>
+        <w:rPr>
+          <w:i/>
+          <w:iCs/>
+          <w:u w:color="548DD4"/>
+          <w:lang w:val="en-US"/>
+        </w:rPr>
+        <w:t>English (B1/B2)</w:t>
+      </w:r>
+    </w:p>
+    <w:p>
+      <w:pPr>
+        <w:rPr>
+          <w:i/>
+          <w:iCs/>
+          <w:u w:color="548DD4"/>
+          <w:lang w:val="en-US"/>
+        </w:rPr>
+      </w:pPr>
+      <w:r>
+        <w:rPr>
+          <w:i/>
+          <w:iCs/>
+          <w:u w:color="548DD4"/>
+          <w:lang w:val="en-US"/>
+        </w:rPr>
+        <w:t>Russian (Native language)</w:t>
+      </w:r>
+    </w:p>
+    <w:p>
+      <w:pPr>
+        <w:rPr>
+          <w:i/>
+          <w:iCs/>
+          <w:color w:val="548DD4"/>
+          <w:u w:color="548DD4"/>
+          <w:lang w:val="en-US"/>
+        </w:rPr>
+      </w:pPr>
+      <w:r>
+        <w:rPr>
+          <w:i/>
+          <w:iCs/>
+          <w:u w:color="548DD4"/>
+          <w:lang w:val="en-US"/>
+        </w:rPr>
+        <w:t>Ukrainian (Native language)</w:t>
+      </w:r>
+      <w:r>
+        <w:rPr>
+          <w:color w:val="548DD4"/>
+          <w:u w:color="548DD4"/>
+          <w:lang w:val="en-US"/>
         </w:rPr>
         <w:t xml:space="preserve"> </w:t>
       </w:r>
     </w:p>
     <w:p>
       <w:pPr>
-        <w:pStyle w:val="Normal.0"/>
-        <w:rPr>
-          <w:b w:val="1"/>
-          <w:bCs w:val="1"/>
-          <w:lang w:val="en-US"/>
-        </w:rPr>
-      </w:pPr>
-      <w:r>
-        <w:rPr>
-          <w:b w:val="1"/>
-          <w:bCs w:val="1"/>
+        <w:rPr>
+          <w:lang w:val="en-US"/>
+        </w:rPr>
+      </w:pPr>
+    </w:p>
+    <w:p>
+      <w:pPr>
+        <w:rPr>
+          <w:b/>
+          <w:bCs/>
+          <w:lang w:val="en-US"/>
+        </w:rPr>
+      </w:pPr>
+      <w:r>
+        <w:rPr>
+          <w:b/>
+          <w:bCs/>
           <w:u w:val="single"/>
-          <w:rtl w:val="0"/>
-          <w:lang w:val="en-US"/>
-        </w:rPr>
-        <w:t>Education</w:t>
-      </w:r>
-      <w:r>
-        <w:rPr>
-          <w:b w:val="1"/>
-          <w:bCs w:val="1"/>
-          <w:rtl w:val="0"/>
+          <w:lang w:val="en-US"/>
+        </w:rPr>
+        <w:t>Personal information</w:t>
+      </w:r>
+      <w:r>
+        <w:rPr>
+          <w:b/>
+          <w:bCs/>
           <w:lang w:val="en-US"/>
         </w:rPr>
         <w:t>:</w:t>
@@ -798,320 +1133,6 @@
     </w:p>
     <w:p>
       <w:pPr>
-        <w:pStyle w:val="Normal.0"/>
-        <w:rPr>
-          <w:i w:val="1"/>
-          <w:iCs w:val="1"/>
-          <w:u w:color="548dd4"/>
-          <w:lang w:val="en-US"/>
-        </w:rPr>
-      </w:pPr>
-      <w:r>
-        <w:rPr>
-          <w:i w:val="1"/>
-          <w:iCs w:val="1"/>
-          <w:u w:color="548dd4"/>
-          <w:rtl w:val="0"/>
-          <w:lang w:val="en-US"/>
-        </w:rPr>
-        <w:t>2018-</w:t>
-      </w:r>
-      <w:r>
-        <w:rPr>
-          <w:i w:val="1"/>
-          <w:iCs w:val="1"/>
-          <w:u w:color="548dd4"/>
-          <w:rtl w:val="0"/>
-          <w:lang w:val="en-US"/>
-        </w:rPr>
-        <w:t>present</w:t>
-      </w:r>
-    </w:p>
-    <w:p>
-      <w:pPr>
-        <w:pStyle w:val="Normal.0"/>
-        <w:rPr>
-          <w:i w:val="1"/>
-          <w:iCs w:val="1"/>
-          <w:u w:color="548dd4"/>
-          <w:lang w:val="en-US"/>
-        </w:rPr>
-      </w:pPr>
-      <w:r>
-        <w:rPr>
-          <w:u w:color="548dd4"/>
-          <w:rtl w:val="0"/>
-          <w:lang w:val="en-US"/>
-        </w:rPr>
-        <w:t>Kharkiv National University of Radio Electronics,</w:t>
-      </w:r>
-      <w:r>
-        <w:rPr>
-          <w:u w:color="548dd4"/>
-          <w:rtl w:val="0"/>
-          <w:lang w:val="en-US"/>
-        </w:rPr>
-        <w:t xml:space="preserve"> Computer Engineering</w:t>
-      </w:r>
-    </w:p>
-    <w:p>
-      <w:pPr>
-        <w:pStyle w:val="Normal.0"/>
-        <w:rPr>
-          <w:i w:val="1"/>
-          <w:iCs w:val="1"/>
-          <w:outline w:val="0"/>
-          <w:color w:val="548dd4"/>
-          <w:u w:color="548dd4"/>
-          <w:lang w:val="en-US"/>
-          <w14:textFill>
-            <w14:solidFill>
-              <w14:srgbClr w14:val="548DD4"/>
-            </w14:solidFill>
-          </w14:textFill>
-        </w:rPr>
-      </w:pPr>
-    </w:p>
-    <w:p>
-      <w:pPr>
-        <w:pStyle w:val="Normal.0"/>
-        <w:rPr>
-          <w:i w:val="1"/>
-          <w:iCs w:val="1"/>
-          <w:outline w:val="0"/>
-          <w:color w:val="548dd4"/>
-          <w:u w:color="548dd4"/>
-          <w:lang w:val="en-US"/>
-          <w14:textFill>
-            <w14:solidFill>
-              <w14:srgbClr w14:val="548DD4"/>
-            </w14:solidFill>
-          </w14:textFill>
-        </w:rPr>
-      </w:pPr>
-      <w:r>
-        <w:rPr>
-          <w:outline w:val="0"/>
-          <w:color w:val="548dd4"/>
-          <w:u w:color="548dd4"/>
-          <w:rtl w:val="0"/>
-          <w:lang w:val="en-US"/>
-          <w14:textFill>
-            <w14:solidFill>
-              <w14:srgbClr w14:val="548DD4"/>
-            </w14:solidFill>
-          </w14:textFill>
-        </w:rPr>
-        <w:t xml:space="preserve"> </w:t>
-      </w:r>
-    </w:p>
-    <w:p>
-      <w:pPr>
-        <w:pStyle w:val="Normal.0"/>
-        <w:rPr>
-          <w:i w:val="1"/>
-          <w:iCs w:val="1"/>
-          <w:outline w:val="0"/>
-          <w:color w:val="548dd4"/>
-          <w:u w:color="548dd4"/>
-          <w:lang w:val="en-US"/>
-          <w14:textFill>
-            <w14:solidFill>
-              <w14:srgbClr w14:val="548DD4"/>
-            </w14:solidFill>
-          </w14:textFill>
-        </w:rPr>
-      </w:pPr>
-    </w:p>
-    <w:p>
-      <w:pPr>
-        <w:pStyle w:val="Normal.0"/>
-        <w:rPr>
-          <w:lang w:val="en-US"/>
-        </w:rPr>
-      </w:pPr>
-      <w:r>
-        <w:rPr>
-          <w:rtl w:val="0"/>
-          <w:lang w:val="en-US"/>
-        </w:rPr>
-        <w:t xml:space="preserve"> </w:t>
-      </w:r>
-    </w:p>
-    <w:p>
-      <w:pPr>
-        <w:pStyle w:val="Normal.0"/>
-        <w:rPr>
-          <w:b w:val="1"/>
-          <w:bCs w:val="1"/>
-          <w:lang w:val="en-US"/>
-        </w:rPr>
-      </w:pPr>
-      <w:r>
-        <w:rPr>
-          <w:b w:val="1"/>
-          <w:bCs w:val="1"/>
-          <w:u w:val="single"/>
-          <w:rtl w:val="0"/>
-          <w:lang w:val="en-US"/>
-        </w:rPr>
-        <w:t>Language</w:t>
-      </w:r>
-      <w:r>
-        <w:rPr>
-          <w:b w:val="1"/>
-          <w:bCs w:val="1"/>
-          <w:rtl w:val="0"/>
-          <w:lang w:val="en-US"/>
-        </w:rPr>
-        <w:t>:</w:t>
-      </w:r>
-    </w:p>
-    <w:p>
-      <w:pPr>
-        <w:pStyle w:val="Normal.0"/>
-        <w:rPr>
-          <w:i w:val="1"/>
-          <w:iCs w:val="1"/>
-          <w:u w:color="548dd4"/>
-          <w:lang w:val="en-US"/>
-        </w:rPr>
-      </w:pPr>
-      <w:r>
-        <w:rPr>
-          <w:i w:val="1"/>
-          <w:iCs w:val="1"/>
-          <w:u w:color="548dd4"/>
-          <w:rtl w:val="0"/>
-          <w:lang w:val="en-US"/>
-        </w:rPr>
-        <w:t>English (B1</w:t>
-      </w:r>
-      <w:r>
-        <w:rPr>
-          <w:i w:val="1"/>
-          <w:iCs w:val="1"/>
-          <w:u w:color="548dd4"/>
-          <w:rtl w:val="0"/>
-          <w:lang w:val="en-US"/>
-        </w:rPr>
-        <w:t>/B2</w:t>
-      </w:r>
-      <w:r>
-        <w:rPr>
-          <w:i w:val="1"/>
-          <w:iCs w:val="1"/>
-          <w:u w:color="548dd4"/>
-          <w:rtl w:val="0"/>
-          <w:lang w:val="en-US"/>
-        </w:rPr>
-        <w:t>)</w:t>
-      </w:r>
-    </w:p>
-    <w:p>
-      <w:pPr>
-        <w:pStyle w:val="Normal.0"/>
-        <w:rPr>
-          <w:i w:val="1"/>
-          <w:iCs w:val="1"/>
-          <w:u w:color="548dd4"/>
-          <w:lang w:val="en-US"/>
-        </w:rPr>
-      </w:pPr>
-      <w:r>
-        <w:rPr>
-          <w:i w:val="1"/>
-          <w:iCs w:val="1"/>
-          <w:u w:color="548dd4"/>
-          <w:rtl w:val="0"/>
-          <w:lang w:val="en-US"/>
-        </w:rPr>
-        <w:t>Russian (Native language)</w:t>
-      </w:r>
-    </w:p>
-    <w:p>
-      <w:pPr>
-        <w:pStyle w:val="Normal.0"/>
-        <w:rPr>
-          <w:i w:val="1"/>
-          <w:iCs w:val="1"/>
-          <w:outline w:val="0"/>
-          <w:color w:val="548dd4"/>
-          <w:u w:color="548dd4"/>
-          <w:lang w:val="en-US"/>
-          <w14:textFill>
-            <w14:solidFill>
-              <w14:srgbClr w14:val="548DD4"/>
-            </w14:solidFill>
-          </w14:textFill>
-        </w:rPr>
-      </w:pPr>
-      <w:r>
-        <w:rPr>
-          <w:i w:val="1"/>
-          <w:iCs w:val="1"/>
-          <w:u w:color="548dd4"/>
-          <w:rtl w:val="0"/>
-          <w:lang w:val="en-US"/>
-        </w:rPr>
-        <w:t>Ukrainian (Native language)</w:t>
-      </w:r>
-      <w:r>
-        <w:rPr>
-          <w:outline w:val="0"/>
-          <w:color w:val="548dd4"/>
-          <w:u w:color="548dd4"/>
-          <w:rtl w:val="0"/>
-          <w:lang w:val="en-US"/>
-          <w14:textFill>
-            <w14:solidFill>
-              <w14:srgbClr w14:val="548DD4"/>
-            </w14:solidFill>
-          </w14:textFill>
-        </w:rPr>
-        <w:t xml:space="preserve"> </w:t>
-      </w:r>
-    </w:p>
-    <w:p>
-      <w:pPr>
-        <w:pStyle w:val="Normal.0"/>
-        <w:rPr>
-          <w:lang w:val="en-US"/>
-        </w:rPr>
-      </w:pPr>
-    </w:p>
-    <w:p>
-      <w:pPr>
-        <w:pStyle w:val="Normal.0"/>
-        <w:rPr>
-          <w:b w:val="1"/>
-          <w:bCs w:val="1"/>
-          <w:lang w:val="en-US"/>
-        </w:rPr>
-      </w:pPr>
-      <w:r>
-        <w:rPr>
-          <w:b w:val="1"/>
-          <w:bCs w:val="1"/>
-          <w:u w:val="single"/>
-          <w:rtl w:val="0"/>
-          <w:lang w:val="en-US"/>
-        </w:rPr>
-        <w:t>Personal information</w:t>
-      </w:r>
-      <w:r>
-        <w:rPr>
-          <w:b w:val="1"/>
-          <w:bCs w:val="1"/>
-          <w:rtl w:val="0"/>
-          <w:lang w:val="en-US"/>
-        </w:rPr>
-        <w:t>:</w:t>
-      </w:r>
-    </w:p>
-    <w:p>
-      <w:pPr>
-        <w:pStyle w:val="Normal.0"/>
         <w:tabs>
           <w:tab w:val="left" w:pos="560"/>
           <w:tab w:val="left" w:pos="1120"/>
@@ -1128,66 +1149,44 @@
         </w:tabs>
         <w:spacing w:line="240" w:lineRule="auto"/>
         <w:rPr>
-          <w:i w:val="1"/>
-          <w:iCs w:val="1"/>
-          <w:u w:color="548dd4"/>
-          <w:lang w:val="en-US"/>
-        </w:rPr>
-      </w:pPr>
-      <w:r>
-        <w:rPr>
-          <w:i w:val="1"/>
-          <w:iCs w:val="1"/>
-          <w:u w:color="548dd4"/>
-          <w:rtl w:val="0"/>
-          <w:lang w:val="en-US"/>
-        </w:rPr>
-        <w:t>I am Markup Developer with HTML/CSS</w:t>
-      </w:r>
-      <w:r>
-        <w:rPr>
-          <w:i w:val="1"/>
-          <w:iCs w:val="1"/>
-          <w:u w:color="548dd4"/>
-          <w:rtl w:val="0"/>
-          <w:lang w:val="en-US"/>
-        </w:rPr>
-        <w:t xml:space="preserve"> and Basic </w:t>
-      </w:r>
-      <w:r>
-        <w:rPr>
-          <w:i w:val="1"/>
-          <w:iCs w:val="1"/>
-          <w:u w:color="548dd4"/>
-          <w:rtl w:val="0"/>
-          <w:lang w:val="en-US"/>
-        </w:rPr>
-        <w:t>JS skills.</w:t>
-      </w:r>
-      <w:r>
-        <w:rPr>
-          <w:i w:val="1"/>
-          <w:iCs w:val="1"/>
-          <w:u w:color="548dd4"/>
-          <w:rtl w:val="0"/>
-          <w:lang w:val="en-US"/>
-        </w:rPr>
-        <w:t xml:space="preserve"> G</w:t>
-      </w:r>
-      <w:r>
-        <w:rPr>
-          <w:i w:val="1"/>
-          <w:iCs w:val="1"/>
-          <w:u w:color="548dd4"/>
-          <w:rtl w:val="0"/>
-          <w:lang w:val="en-US"/>
-        </w:rPr>
-        <w:t>ood team player, so can easily join a new team.</w:t>
-      </w:r>
-    </w:p>
-    <w:p>
-      <w:pPr>
-        <w:pStyle w:val="Normal.0"/>
+          <w:i/>
+          <w:iCs/>
+          <w:u w:color="548DD4"/>
+          <w:lang w:val="en-US"/>
+        </w:rPr>
+      </w:pPr>
+      <w:r>
+        <w:rPr>
+          <w:i/>
+          <w:iCs/>
+          <w:u w:color="548DD4"/>
+          <w:lang w:val="en-US"/>
+        </w:rPr>
+        <w:t xml:space="preserve">I am Markup Developer with HTML/CSS and Basic JS skills. </w:t>
+      </w:r>
+      <w:proofErr w:type="gramStart"/>
+      <w:r>
+        <w:rPr>
+          <w:i/>
+          <w:iCs/>
+          <w:u w:color="548DD4"/>
+          <w:lang w:val="en-US"/>
+        </w:rPr>
+        <w:t>Good team player,</w:t>
+      </w:r>
+      <w:proofErr w:type="gramEnd"/>
+      <w:r>
+        <w:rPr>
+          <w:i/>
+          <w:iCs/>
+          <w:u w:color="548DD4"/>
+          <w:lang w:val="en-US"/>
+        </w:rPr>
+        <w:t xml:space="preserve"> so can easily join a new team.</w:t>
+      </w:r>
+    </w:p>
+    <w:p>
+      <w:pPr>
         <w:tabs>
           <w:tab w:val="left" w:pos="560"/>
           <w:tab w:val="left" w:pos="1120"/>
@@ -1204,25 +1203,18 @@
         </w:tabs>
         <w:spacing w:line="240" w:lineRule="auto"/>
         <w:rPr>
-          <w:i w:val="1"/>
-          <w:iCs w:val="1"/>
-          <w:outline w:val="0"/>
-          <w:color w:val="548dd4"/>
-          <w:u w:color="548dd4"/>
-          <w:lang w:val="en-US"/>
-          <w14:textFill>
-            <w14:solidFill>
-              <w14:srgbClr w14:val="548DD4"/>
-            </w14:solidFill>
-          </w14:textFill>
-        </w:rPr>
-      </w:pPr>
-      <w:r>
-        <w:rPr>
-          <w:i w:val="1"/>
-          <w:iCs w:val="1"/>
-          <w:u w:color="548dd4"/>
-          <w:rtl w:val="0"/>
+          <w:i/>
+          <w:iCs/>
+          <w:color w:val="548DD4"/>
+          <w:u w:color="548DD4"/>
+          <w:lang w:val="en-US"/>
+        </w:rPr>
+      </w:pPr>
+      <w:r>
+        <w:rPr>
+          <w:i/>
+          <w:iCs/>
+          <w:u w:color="548DD4"/>
           <w:lang w:val="en-US"/>
         </w:rPr>
         <w:t>I have ambitions to grow and develop myself</w:t>
@@ -1232,93 +1224,49 @@
           <w:rFonts w:ascii="Helvetica Neue" w:hAnsi="Helvetica Neue"/>
           <w:sz w:val="30"/>
           <w:szCs w:val="30"/>
-          <w:u w:color="548dd4"/>
-          <w:rtl w:val="0"/>
+          <w:u w:color="548DD4"/>
           <w:lang w:val="en-US"/>
         </w:rPr>
         <w:t xml:space="preserve">. </w:t>
       </w:r>
       <w:r>
         <w:rPr>
-          <w:i w:val="1"/>
-          <w:iCs w:val="1"/>
-          <w:u w:color="548dd4"/>
-          <w:rtl w:val="0"/>
-          <w:lang w:val="en-US"/>
-        </w:rPr>
-        <w:t>In working process I am r</w:t>
-      </w:r>
-      <w:r>
-        <w:rPr>
-          <w:i w:val="1"/>
-          <w:iCs w:val="1"/>
-          <w:u w:color="548dd4"/>
-          <w:rtl w:val="0"/>
-          <w:lang w:val="en-US"/>
-        </w:rPr>
-        <w:t xml:space="preserve">esponsible, communicative, work well individually </w:t>
-      </w:r>
-      <w:r>
-        <w:rPr>
-          <w:i w:val="1"/>
-          <w:iCs w:val="1"/>
-          <w:u w:color="548dd4"/>
-          <w:rtl w:val="0"/>
-          <w:lang w:val="en-US"/>
-        </w:rPr>
-        <w:t>as well</w:t>
-      </w:r>
-      <w:r>
-        <w:rPr>
-          <w:i w:val="1"/>
-          <w:iCs w:val="1"/>
-          <w:u w:color="548dd4"/>
-          <w:rtl w:val="0"/>
-          <w:lang w:val="en-US"/>
-        </w:rPr>
-        <w:t xml:space="preserve"> in</w:t>
-      </w:r>
-      <w:r>
-        <w:rPr>
-          <w:i w:val="1"/>
-          <w:iCs w:val="1"/>
-          <w:u w:color="548dd4"/>
-          <w:rtl w:val="0"/>
-          <w:lang w:val="en-US"/>
-        </w:rPr>
-        <w:t xml:space="preserve"> the</w:t>
-      </w:r>
-      <w:r>
-        <w:rPr>
-          <w:i w:val="1"/>
-          <w:iCs w:val="1"/>
-          <w:u w:color="548dd4"/>
-          <w:rtl w:val="0"/>
-          <w:lang w:val="en-US"/>
-        </w:rPr>
-        <w:t xml:space="preserve"> team</w:t>
-      </w:r>
-      <w:r>
-        <w:rPr>
-          <w:i w:val="1"/>
-          <w:iCs w:val="1"/>
-          <w:u w:color="548dd4"/>
-          <w:rtl w:val="0"/>
-          <w:lang w:val="en-US"/>
-        </w:rPr>
-        <w:t>.</w:t>
-      </w:r>
-    </w:p>
-    <w:p>
-      <w:pPr>
-        <w:pStyle w:val="Normal.0"/>
-        <w:rPr>
-          <w:lang w:val="en-US"/>
-        </w:rPr>
-      </w:pPr>
-      <w:r>
-        <w:rPr>
-          <w:rtl w:val="0"/>
+          <w:i/>
+          <w:iCs/>
+          <w:u w:color="548DD4"/>
+          <w:lang w:val="en-US"/>
+        </w:rPr>
+        <w:t xml:space="preserve">In working </w:t>
+      </w:r>
+      <w:proofErr w:type="gramStart"/>
+      <w:r>
+        <w:rPr>
+          <w:i/>
+          <w:iCs/>
+          <w:u w:color="548DD4"/>
+          <w:lang w:val="en-US"/>
+        </w:rPr>
+        <w:t>process</w:t>
+      </w:r>
+      <w:proofErr w:type="gramEnd"/>
+      <w:r>
+        <w:rPr>
+          <w:i/>
+          <w:iCs/>
+          <w:u w:color="548DD4"/>
+          <w:lang w:val="en-US"/>
+        </w:rPr>
+        <w:t xml:space="preserve"> I am responsible, communicative, work well individually as well in the team.</w:t>
+      </w:r>
+    </w:p>
+    <w:p>
+      <w:pPr>
+        <w:rPr>
+          <w:lang w:val="en-US"/>
+        </w:rPr>
+      </w:pPr>
+      <w:r>
+        <w:rPr>
           <w:lang w:val="en-US"/>
         </w:rPr>
         <w:t xml:space="preserve"> </w:t>
@@ -1326,28 +1274,25 @@
     </w:p>
     <w:p>
       <w:pPr>
-        <w:pStyle w:val="Normal.0"/>
-        <w:rPr>
-          <w:b w:val="1"/>
-          <w:bCs w:val="1"/>
-          <w:lang w:val="en-US"/>
-        </w:rPr>
-      </w:pPr>
-      <w:r>
-        <w:rPr>
-          <w:b w:val="1"/>
-          <w:bCs w:val="1"/>
+        <w:rPr>
+          <w:b/>
+          <w:bCs/>
+          <w:lang w:val="en-US"/>
+        </w:rPr>
+      </w:pPr>
+      <w:r>
+        <w:rPr>
+          <w:b/>
+          <w:bCs/>
           <w:u w:val="single"/>
-          <w:rtl w:val="0"/>
           <w:lang w:val="en-US"/>
         </w:rPr>
         <w:t>Hobbies</w:t>
       </w:r>
       <w:r>
         <w:rPr>
-          <w:b w:val="1"/>
-          <w:bCs w:val="1"/>
-          <w:rtl w:val="0"/>
+          <w:b/>
+          <w:bCs/>
           <w:lang w:val="en-US"/>
         </w:rPr>
         <w:t>:</w:t>
@@ -1355,17 +1300,15 @@
     </w:p>
     <w:p>
       <w:pPr>
-        <w:pStyle w:val="Normal.0"/>
-        <w:rPr>
-          <w:lang w:val="en-US"/>
-        </w:rPr>
-      </w:pPr>
-      <w:r>
-        <w:rPr>
-          <w:i w:val="1"/>
-          <w:iCs w:val="1"/>
-          <w:u w:color="548dd4"/>
-          <w:rtl w:val="0"/>
+        <w:rPr>
+          <w:lang w:val="en-US"/>
+        </w:rPr>
+      </w:pPr>
+      <w:r>
+        <w:rPr>
+          <w:i/>
+          <w:iCs/>
+          <w:u w:color="548DD4"/>
           <w:lang w:val="en-US"/>
         </w:rPr>
         <w:t>Football, programming, photography, reading, traveling.</w:t>
@@ -1373,73 +1316,109 @@
     </w:p>
     <w:p>
       <w:pPr>
-        <w:pStyle w:val="Normal.0"/>
-      </w:pPr>
-      <w:r>
-        <w:rPr>
-          <w:i w:val="1"/>
-          <w:iCs w:val="1"/>
-          <w:outline w:val="0"/>
-          <w:color w:val="548dd4"/>
-          <w:u w:color="548dd4"/>
-          <w:lang w:val="en-US"/>
-          <w14:textFill>
-            <w14:solidFill>
-              <w14:srgbClr w14:val="548DD4"/>
-            </w14:solidFill>
-          </w14:textFill>
-        </w:rPr>
-      </w:r>
+        <w:rPr>
+          <w:lang w:val="en-US"/>
+        </w:rPr>
+      </w:pPr>
     </w:p>
     <w:sectPr>
-      <w:headerReference w:type="default" r:id="rId5"/>
-      <w:footerReference w:type="default" r:id="rId6"/>
-      <w:pgSz w:w="11900" w:h="16840" w:orient="portrait"/>
-      <w:pgMar w:top="1440" w:right="1440" w:bottom="1440" w:left="1440" w:header="720" w:footer="720"/>
+      <w:headerReference w:type="default" r:id="rId9"/>
+      <w:footerReference w:type="default" r:id="rId10"/>
+      <w:pgSz w:w="11900" w:h="16840"/>
+      <w:pgMar w:top="1440" w:right="1440" w:bottom="1440" w:left="1440" w:header="720" w:footer="720" w:gutter="0"/>
       <w:pgNumType w:start="1"/>
-      <w:bidi w:val="0"/>
+      <w:cols w:space="720"/>
     </w:sectPr>
   </w:body>
 </w:document>
 </file>
 
+<file path=word/endnotes.xml><?xml version="1.0" encoding="utf-8"?>
+<w:endnotes xmlns:wpc="http://schemas.microsoft.com/office/word/2010/wordprocessingCanvas" xmlns:cx="http://schemas.microsoft.com/office/drawing/2014/chartex" xmlns:cx1="http://schemas.microsoft.com/office/drawing/2015/9/8/chartex" xmlns:cx2="http://schemas.microsoft.com/office/drawing/2015/10/21/chartex" xmlns:cx3="http://schemas.microsoft.com/office/drawing/2016/5/9/chartex" xmlns:cx4="http://schemas.microsoft.com/office/drawing/2016/5/10/chartex" xmlns:cx5="http://schemas.microsoft.com/office/drawing/2016/5/11/chartex" xmlns:cx6="http://schemas.microsoft.com/office/drawing/2016/5/12/chartex" xmlns:cx7="http://schemas.microsoft.com/office/drawing/2016/5/13/chartex" xmlns:cx8="http://schemas.microsoft.com/office/drawing/2016/5/14/chartex" xmlns:mc="http://schemas.openxmlformats.org/markup-compatibility/2006" xmlns:aink="http://schemas.microsoft.com/office/drawing/2016/ink" xmlns:am3d="http://schemas.microsoft.com/office/drawing/2017/model3d" xmlns:o="urn:schemas-microsoft-com:office:office" xmlns:r="http://schemas.openxmlformats.org/officeDocument/2006/relationships" xmlns:m="http://schemas.openxmlformats.org/officeDocument/2006/math" xmlns:v="urn:schemas-microsoft-com:vml" xmlns:wp14="http://schemas.microsoft.com/office/word/2010/wordprocessingDrawing" xmlns:wp="http://schemas.openxmlformats.org/drawingml/2006/wordprocessingDrawing" xmlns:w10="urn:schemas-microsoft-com:office:word" xmlns:w="http://schemas.openxmlformats.org/wordprocessingml/2006/main" xmlns:w14="http://schemas.microsoft.com/office/word/2010/wordml" xmlns:w15="http://schemas.microsoft.com/office/word/2012/wordml" xmlns:w16cex="http://schemas.microsoft.com/office/word/2018/wordml/cex" xmlns:w16cid="http://schemas.microsoft.com/office/word/2016/wordml/cid" xmlns:w16="http://schemas.microsoft.com/office/word/2018/wordml" xmlns:w16sdtdh="http://schemas.microsoft.com/office/word/2020/wordml/sdtdatahash" xmlns:w16se="http://schemas.microsoft.com/office/word/2015/wordml/symex" xmlns:wpg="http://schemas.microsoft.com/office/word/2010/wordprocessingGroup" xmlns:wpi="http://schemas.microsoft.com/office/word/2010/wordprocessingInk" xmlns:wne="http://schemas.microsoft.com/office/word/2006/wordml" xmlns:wps="http://schemas.microsoft.com/office/word/2010/wordprocessingShape" mc:Ignorable="w14 w15 w16se w16cid w16 w16cex w16sdtdh wp14">
+  <w:endnote w:type="separator" w:id="-1">
+    <w:p>
+      <w:pPr>
+        <w:spacing w:line="240" w:lineRule="auto"/>
+      </w:pPr>
+      <w:r>
+        <w:separator/>
+      </w:r>
+    </w:p>
+  </w:endnote>
+  <w:endnote w:type="continuationSeparator" w:id="0">
+    <w:p>
+      <w:pPr>
+        <w:spacing w:line="240" w:lineRule="auto"/>
+      </w:pPr>
+      <w:r>
+        <w:continuationSeparator/>
+      </w:r>
+    </w:p>
+  </w:endnote>
+</w:endnotes>
+</file>
+
 <file path=word/footer1.xml><?xml version="1.0" encoding="utf-8"?>
-<w:ftr xmlns:r="http://schemas.openxmlformats.org/officeDocument/2006/relationships" xmlns:wp="http://schemas.openxmlformats.org/drawingml/2006/wordprocessingDrawing" xmlns:w="http://schemas.openxmlformats.org/wordprocessingml/2006/main" xmlns:w10="urn:schemas-microsoft-com:office:word" xmlns:w14="http://schemas.microsoft.com/office/word/2010/wordml" xmlns:wps="http://schemas.microsoft.com/office/word/2010/wordprocessingShape" xmlns:wpg="http://schemas.microsoft.com/office/word/2010/wordprocessingGroup" xmlns:mc="http://schemas.openxmlformats.org/markup-compatibility/2006" xmlns:v="urn:schemas-microsoft-com:vml" xmlns:o="urn:schemas-microsoft-com:office:office" xmlns:m="http://schemas.openxmlformats.org/officeDocument/2006/math" mc:Ignorable="w14">
+<w:ftr xmlns:wpc="http://schemas.microsoft.com/office/word/2010/wordprocessingCanvas" xmlns:cx="http://schemas.microsoft.com/office/drawing/2014/chartex" xmlns:cx1="http://schemas.microsoft.com/office/drawing/2015/9/8/chartex" xmlns:cx2="http://schemas.microsoft.com/office/drawing/2015/10/21/chartex" xmlns:cx3="http://schemas.microsoft.com/office/drawing/2016/5/9/chartex" xmlns:cx4="http://schemas.microsoft.com/office/drawing/2016/5/10/chartex" xmlns:cx5="http://schemas.microsoft.com/office/drawing/2016/5/11/chartex" xmlns:cx6="http://schemas.microsoft.com/office/drawing/2016/5/12/chartex" xmlns:cx7="http://schemas.microsoft.com/office/drawing/2016/5/13/chartex" xmlns:cx8="http://schemas.microsoft.com/office/drawing/2016/5/14/chartex" xmlns:mc="http://schemas.openxmlformats.org/markup-compatibility/2006" xmlns:aink="http://schemas.microsoft.com/office/drawing/2016/ink" xmlns:am3d="http://schemas.microsoft.com/office/drawing/2017/model3d" xmlns:o="urn:schemas-microsoft-com:office:office" xmlns:r="http://schemas.openxmlformats.org/officeDocument/2006/relationships" xmlns:m="http://schemas.openxmlformats.org/officeDocument/2006/math" xmlns:v="urn:schemas-microsoft-com:vml" xmlns:wp14="http://schemas.microsoft.com/office/word/2010/wordprocessingDrawing" xmlns:wp="http://schemas.openxmlformats.org/drawingml/2006/wordprocessingDrawing" xmlns:w10="urn:schemas-microsoft-com:office:word" xmlns:w="http://schemas.openxmlformats.org/wordprocessingml/2006/main" xmlns:w14="http://schemas.microsoft.com/office/word/2010/wordml" xmlns:w15="http://schemas.microsoft.com/office/word/2012/wordml" xmlns:w16cex="http://schemas.microsoft.com/office/word/2018/wordml/cex" xmlns:w16cid="http://schemas.microsoft.com/office/word/2016/wordml/cid" xmlns:w16="http://schemas.microsoft.com/office/word/2018/wordml" xmlns:w16sdtdh="http://schemas.microsoft.com/office/word/2020/wordml/sdtdatahash" xmlns:w16se="http://schemas.microsoft.com/office/word/2015/wordml/symex" xmlns:wpg="http://schemas.microsoft.com/office/word/2010/wordprocessingGroup" xmlns:wpi="http://schemas.microsoft.com/office/word/2010/wordprocessingInk" xmlns:wne="http://schemas.microsoft.com/office/word/2006/wordml" xmlns:wps="http://schemas.microsoft.com/office/word/2010/wordprocessingShape" mc:Ignorable="w14 w15 w16se w16cid w16 w16cex w16sdtdh wp14">
   <w:p>
     <w:pPr>
-      <w:pStyle w:val="Header &amp; Footer"/>
-      <w:bidi w:val="0"/>
+      <w:pStyle w:val="HeaderFooter"/>
     </w:pPr>
-    <w:r/>
   </w:p>
 </w:ftr>
 </file>
 
+<file path=word/footnotes.xml><?xml version="1.0" encoding="utf-8"?>
+<w:footnotes xmlns:wpc="http://schemas.microsoft.com/office/word/2010/wordprocessingCanvas" xmlns:cx="http://schemas.microsoft.com/office/drawing/2014/chartex" xmlns:cx1="http://schemas.microsoft.com/office/drawing/2015/9/8/chartex" xmlns:cx2="http://schemas.microsoft.com/office/drawing/2015/10/21/chartex" xmlns:cx3="http://schemas.microsoft.com/office/drawing/2016/5/9/chartex" xmlns:cx4="http://schemas.microsoft.com/office/drawing/2016/5/10/chartex" xmlns:cx5="http://schemas.microsoft.com/office/drawing/2016/5/11/chartex" xmlns:cx6="http://schemas.microsoft.com/office/drawing/2016/5/12/chartex" xmlns:cx7="http://schemas.microsoft.com/office/drawing/2016/5/13/chartex" xmlns:cx8="http://schemas.microsoft.com/office/drawing/2016/5/14/chartex" xmlns:mc="http://schemas.openxmlformats.org/markup-compatibility/2006" xmlns:aink="http://schemas.microsoft.com/office/drawing/2016/ink" xmlns:am3d="http://schemas.microsoft.com/office/drawing/2017/model3d" xmlns:o="urn:schemas-microsoft-com:office:office" xmlns:r="http://schemas.openxmlformats.org/officeDocument/2006/relationships" xmlns:m="http://schemas.openxmlformats.org/officeDocument/2006/math" xmlns:v="urn:schemas-microsoft-com:vml" xmlns:wp14="http://schemas.microsoft.com/office/word/2010/wordprocessingDrawing" xmlns:wp="http://schemas.openxmlformats.org/drawingml/2006/wordprocessingDrawing" xmlns:w10="urn:schemas-microsoft-com:office:word" xmlns:w="http://schemas.openxmlformats.org/wordprocessingml/2006/main" xmlns:w14="http://schemas.microsoft.com/office/word/2010/wordml" xmlns:w15="http://schemas.microsoft.com/office/word/2012/wordml" xmlns:w16cex="http://schemas.microsoft.com/office/word/2018/wordml/cex" xmlns:w16cid="http://schemas.microsoft.com/office/word/2016/wordml/cid" xmlns:w16="http://schemas.microsoft.com/office/word/2018/wordml" xmlns:w16sdtdh="http://schemas.microsoft.com/office/word/2020/wordml/sdtdatahash" xmlns:w16se="http://schemas.microsoft.com/office/word/2015/wordml/symex" xmlns:wpg="http://schemas.microsoft.com/office/word/2010/wordprocessingGroup" xmlns:wpi="http://schemas.microsoft.com/office/word/2010/wordprocessingInk" xmlns:wne="http://schemas.microsoft.com/office/word/2006/wordml" xmlns:wps="http://schemas.microsoft.com/office/word/2010/wordprocessingShape" mc:Ignorable="w14 w15 w16se w16cid w16 w16cex w16sdtdh wp14">
+  <w:footnote w:type="separator" w:id="-1">
+    <w:p>
+      <w:pPr>
+        <w:spacing w:line="240" w:lineRule="auto"/>
+      </w:pPr>
+      <w:r>
+        <w:separator/>
+      </w:r>
+    </w:p>
+  </w:footnote>
+  <w:footnote w:type="continuationSeparator" w:id="0">
+    <w:p>
+      <w:pPr>
+        <w:spacing w:line="240" w:lineRule="auto"/>
+      </w:pPr>
+      <w:r>
+        <w:continuationSeparator/>
+      </w:r>
+    </w:p>
+  </w:footnote>
+</w:footnotes>
+</file>
+
 <file path=word/header1.xml><?xml version="1.0" encoding="utf-8"?>
-<w:hdr xmlns:r="http://schemas.openxmlformats.org/officeDocument/2006/relationships" xmlns:wp="http://schemas.openxmlformats.org/drawingml/2006/wordprocessingDrawing" xmlns:w="http://schemas.openxmlformats.org/wordprocessingml/2006/main" xmlns:w10="urn:schemas-microsoft-com:office:word" xmlns:w14="http://schemas.microsoft.com/office/word/2010/wordml" xmlns:wps="http://schemas.microsoft.com/office/word/2010/wordprocessingShape" xmlns:wpg="http://schemas.microsoft.com/office/word/2010/wordprocessingGroup" xmlns:mc="http://schemas.openxmlformats.org/markup-compatibility/2006" xmlns:v="urn:schemas-microsoft-com:vml" xmlns:o="urn:schemas-microsoft-com:office:office" xmlns:m="http://schemas.openxmlformats.org/officeDocument/2006/math" mc:Ignorable="w14">
+<w:hdr xmlns:wpc="http://schemas.microsoft.com/office/word/2010/wordprocessingCanvas" xmlns:cx="http://schemas.microsoft.com/office/drawing/2014/chartex" xmlns:cx1="http://schemas.microsoft.com/office/drawing/2015/9/8/chartex" xmlns:cx2="http://schemas.microsoft.com/office/drawing/2015/10/21/chartex" xmlns:cx3="http://schemas.microsoft.com/office/drawing/2016/5/9/chartex" xmlns:cx4="http://schemas.microsoft.com/office/drawing/2016/5/10/chartex" xmlns:cx5="http://schemas.microsoft.com/office/drawing/2016/5/11/chartex" xmlns:cx6="http://schemas.microsoft.com/office/drawing/2016/5/12/chartex" xmlns:cx7="http://schemas.microsoft.com/office/drawing/2016/5/13/chartex" xmlns:cx8="http://schemas.microsoft.com/office/drawing/2016/5/14/chartex" xmlns:mc="http://schemas.openxmlformats.org/markup-compatibility/2006" xmlns:aink="http://schemas.microsoft.com/office/drawing/2016/ink" xmlns:am3d="http://schemas.microsoft.com/office/drawing/2017/model3d" xmlns:o="urn:schemas-microsoft-com:office:office" xmlns:r="http://schemas.openxmlformats.org/officeDocument/2006/relationships" xmlns:m="http://schemas.openxmlformats.org/officeDocument/2006/math" xmlns:v="urn:schemas-microsoft-com:vml" xmlns:wp14="http://schemas.microsoft.com/office/word/2010/wordprocessingDrawing" xmlns:wp="http://schemas.openxmlformats.org/drawingml/2006/wordprocessingDrawing" xmlns:w10="urn:schemas-microsoft-com:office:word" xmlns:w="http://schemas.openxmlformats.org/wordprocessingml/2006/main" xmlns:w14="http://schemas.microsoft.com/office/word/2010/wordml" xmlns:w15="http://schemas.microsoft.com/office/word/2012/wordml" xmlns:w16cex="http://schemas.microsoft.com/office/word/2018/wordml/cex" xmlns:w16cid="http://schemas.microsoft.com/office/word/2016/wordml/cid" xmlns:w16="http://schemas.microsoft.com/office/word/2018/wordml" xmlns:w16sdtdh="http://schemas.microsoft.com/office/word/2020/wordml/sdtdatahash" xmlns:w16se="http://schemas.microsoft.com/office/word/2015/wordml/symex" xmlns:wpg="http://schemas.microsoft.com/office/word/2010/wordprocessingGroup" xmlns:wpi="http://schemas.microsoft.com/office/word/2010/wordprocessingInk" xmlns:wne="http://schemas.microsoft.com/office/word/2006/wordml" xmlns:wps="http://schemas.microsoft.com/office/word/2010/wordprocessingShape" mc:Ignorable="w14 w15 w16se w16cid w16 w16cex w16sdtdh wp14">
   <w:p>
     <w:pPr>
-      <w:pStyle w:val="Header &amp; Footer"/>
-      <w:bidi w:val="0"/>
+      <w:pStyle w:val="HeaderFooter"/>
     </w:pPr>
-    <w:r/>
   </w:p>
 </w:hdr>
 </file>
 
 <file path=word/numbering.xml><?xml version="1.0" encoding="utf-8"?>
-<w:numbering xmlns:w="http://schemas.openxmlformats.org/wordprocessingml/2006/main" xmlns:wp="http://schemas.openxmlformats.org/drawingml/2006/wordprocessingDrawing" xmlns:w14="http://schemas.microsoft.com/office/word/2010/wordml" xmlns:r="http://schemas.openxmlformats.org/officeDocument/2006/relationships" xmlns:v="urn:schemas-microsoft-com:vml" xmlns:o="urn:schemas-microsoft-com:office:office">
-  <w:abstractNum w:abstractNumId="0">
+<w:numbering xmlns:wpc="http://schemas.microsoft.com/office/word/2010/wordprocessingCanvas" xmlns:cx="http://schemas.microsoft.com/office/drawing/2014/chartex" xmlns:cx1="http://schemas.microsoft.com/office/drawing/2015/9/8/chartex" xmlns:cx2="http://schemas.microsoft.com/office/drawing/2015/10/21/chartex" xmlns:cx3="http://schemas.microsoft.com/office/drawing/2016/5/9/chartex" xmlns:cx4="http://schemas.microsoft.com/office/drawing/2016/5/10/chartex" xmlns:cx5="http://schemas.microsoft.com/office/drawing/2016/5/11/chartex" xmlns:cx6="http://schemas.microsoft.com/office/drawing/2016/5/12/chartex" xmlns:cx7="http://schemas.microsoft.com/office/drawing/2016/5/13/chartex" xmlns:cx8="http://schemas.microsoft.com/office/drawing/2016/5/14/chartex" xmlns:mc="http://schemas.openxmlformats.org/markup-compatibility/2006" xmlns:aink="http://schemas.microsoft.com/office/drawing/2016/ink" xmlns:am3d="http://schemas.microsoft.com/office/drawing/2017/model3d" xmlns:o="urn:schemas-microsoft-com:office:office" xmlns:r="http://schemas.openxmlformats.org/officeDocument/2006/relationships" xmlns:m="http://schemas.openxmlformats.org/officeDocument/2006/math" xmlns:v="urn:schemas-microsoft-com:vml" xmlns:wp14="http://schemas.microsoft.com/office/word/2010/wordprocessingDrawing" xmlns:wp="http://schemas.openxmlformats.org/drawingml/2006/wordprocessingDrawing" xmlns:w10="urn:schemas-microsoft-com:office:word" xmlns:w="http://schemas.openxmlformats.org/wordprocessingml/2006/main" xmlns:w14="http://schemas.microsoft.com/office/word/2010/wordml" xmlns:w15="http://schemas.microsoft.com/office/word/2012/wordml" xmlns:w16cex="http://schemas.microsoft.com/office/word/2018/wordml/cex" xmlns:w16cid="http://schemas.microsoft.com/office/word/2016/wordml/cid" xmlns:w16="http://schemas.microsoft.com/office/word/2018/wordml" xmlns:w16sdtdh="http://schemas.microsoft.com/office/word/2020/wordml/sdtdatahash" xmlns:w16se="http://schemas.microsoft.com/office/word/2015/wordml/symex" xmlns:wpg="http://schemas.microsoft.com/office/word/2010/wordprocessingGroup" xmlns:wpi="http://schemas.microsoft.com/office/word/2010/wordprocessingInk" xmlns:wne="http://schemas.microsoft.com/office/word/2006/wordml" xmlns:wps="http://schemas.microsoft.com/office/word/2010/wordprocessingShape" mc:Ignorable="w14 w15 w16se w16cid w16 w16cex w16sdtdh wp14">
+  <w:abstractNum w:abstractNumId="0" w15:restartNumberingAfterBreak="0">
+    <w:nsid w:val="58EB0A4A"/>
     <w:multiLevelType w:val="hybridMultilevel"/>
+    <w:tmpl w:val="544EB260"/>
     <w:numStyleLink w:val="Bullets"/>
   </w:abstractNum>
-  <w:abstractNum w:abstractNumId="1">
+  <w:abstractNum w:abstractNumId="1" w15:restartNumberingAfterBreak="0">
+    <w:nsid w:val="6529216E"/>
     <w:multiLevelType w:val="hybridMultilevel"/>
+    <w:tmpl w:val="544EB260"/>
     <w:styleLink w:val="Bullets"/>
-    <w:lvl w:ilvl="0">
+    <w:lvl w:ilvl="0" w:tplc="BA1E9AD4">
       <w:start w:val="1"/>
       <w:numFmt w:val="bullet"/>
-      <w:suff w:val="tab"/>
       <w:lvlText w:val="-"/>
       <w:lvlJc w:val="left"/>
       <w:pPr>
@@ -1462,10 +1441,9 @@
         <w:vertAlign w:val="baseline"/>
       </w:rPr>
     </w:lvl>
-    <w:lvl w:ilvl="1">
+    <w:lvl w:ilvl="1" w:tplc="63E83558">
       <w:start w:val="1"/>
       <w:numFmt w:val="bullet"/>
-      <w:suff w:val="tab"/>
       <w:lvlText w:val="-"/>
       <w:lvlJc w:val="left"/>
       <w:pPr>
@@ -1488,10 +1466,9 @@
         <w:vertAlign w:val="baseline"/>
       </w:rPr>
     </w:lvl>
-    <w:lvl w:ilvl="2">
+    <w:lvl w:ilvl="2" w:tplc="C004EEF0">
       <w:start w:val="1"/>
       <w:numFmt w:val="bullet"/>
-      <w:suff w:val="tab"/>
       <w:lvlText w:val="-"/>
       <w:lvlJc w:val="left"/>
       <w:pPr>
@@ -1514,10 +1491,9 @@
         <w:vertAlign w:val="baseline"/>
       </w:rPr>
     </w:lvl>
-    <w:lvl w:ilvl="3">
+    <w:lvl w:ilvl="3" w:tplc="F8C07E5E">
       <w:start w:val="1"/>
       <w:numFmt w:val="bullet"/>
-      <w:suff w:val="tab"/>
       <w:lvlText w:val="-"/>
       <w:lvlJc w:val="left"/>
       <w:pPr>
@@ -1540,10 +1516,9 @@
         <w:vertAlign w:val="baseline"/>
       </w:rPr>
     </w:lvl>
-    <w:lvl w:ilvl="4">
+    <w:lvl w:ilvl="4" w:tplc="632024BC">
       <w:start w:val="1"/>
       <w:numFmt w:val="bullet"/>
-      <w:suff w:val="tab"/>
       <w:lvlText w:val="-"/>
       <w:lvlJc w:val="left"/>
       <w:pPr>
@@ -1566,10 +1541,9 @@
         <w:vertAlign w:val="baseline"/>
       </w:rPr>
     </w:lvl>
-    <w:lvl w:ilvl="5">
+    <w:lvl w:ilvl="5" w:tplc="A5E842A4">
       <w:start w:val="1"/>
       <w:numFmt w:val="bullet"/>
-      <w:suff w:val="tab"/>
       <w:lvlText w:val="-"/>
       <w:lvlJc w:val="left"/>
       <w:pPr>
@@ -1592,10 +1566,9 @@
         <w:vertAlign w:val="baseline"/>
       </w:rPr>
     </w:lvl>
-    <w:lvl w:ilvl="6">
+    <w:lvl w:ilvl="6" w:tplc="19C88982">
       <w:start w:val="1"/>
       <w:numFmt w:val="bullet"/>
-      <w:suff w:val="tab"/>
       <w:lvlText w:val="-"/>
       <w:lvlJc w:val="left"/>
       <w:pPr>
@@ -1618,10 +1591,9 @@
         <w:vertAlign w:val="baseline"/>
       </w:rPr>
     </w:lvl>
-    <w:lvl w:ilvl="7">
+    <w:lvl w:ilvl="7" w:tplc="B77C9974">
       <w:start w:val="1"/>
       <w:numFmt w:val="bullet"/>
-      <w:suff w:val="tab"/>
       <w:lvlText w:val="-"/>
       <w:lvlJc w:val="left"/>
       <w:pPr>
@@ -1644,10 +1616,9 @@
         <w:vertAlign w:val="baseline"/>
       </w:rPr>
     </w:lvl>
-    <w:lvl w:ilvl="8">
+    <w:lvl w:ilvl="8" w:tplc="620490E0">
       <w:start w:val="1"/>
       <w:numFmt w:val="bullet"/>
-      <w:suff w:val="tab"/>
       <w:lvlText w:val="-"/>
       <w:lvlJc w:val="left"/>
       <w:pPr>
@@ -1681,48 +1652,17 @@
 </file>
 
 <file path=word/styles.xml><?xml version="1.0" encoding="utf-8"?>
-<w:styles xmlns:w="http://schemas.openxmlformats.org/wordprocessingml/2006/main" xmlns:mc="http://schemas.openxmlformats.org/markup-compatibility/2006" xmlns:w14="http://schemas.microsoft.com/office/word/2010/wordml" mc:Ignorable="w14">
+<w:styles xmlns:mc="http://schemas.openxmlformats.org/markup-compatibility/2006" xmlns:r="http://schemas.openxmlformats.org/officeDocument/2006/relationships" xmlns:w="http://schemas.openxmlformats.org/wordprocessingml/2006/main" xmlns:w14="http://schemas.microsoft.com/office/word/2010/wordml" xmlns:w15="http://schemas.microsoft.com/office/word/2012/wordml" xmlns:w16cex="http://schemas.microsoft.com/office/word/2018/wordml/cex" xmlns:w16cid="http://schemas.microsoft.com/office/word/2016/wordml/cid" xmlns:w16="http://schemas.microsoft.com/office/word/2018/wordml" xmlns:w16sdtdh="http://schemas.microsoft.com/office/word/2020/wordml/sdtdatahash" xmlns:w16se="http://schemas.microsoft.com/office/word/2015/wordml/symex" mc:Ignorable="w14 w15 w16se w16cid w16 w16cex w16sdtdh">
   <w:docDefaults>
     <w:rPrDefault>
       <w:rPr>
-        <w:rFonts w:ascii="Times New Roman" w:cs="Times New Roman" w:hAnsi="Times New Roman" w:eastAsia="Arial Unicode MS"/>
-        <w:b w:val="0"/>
-        <w:bCs w:val="0"/>
-        <w:i w:val="0"/>
-        <w:iCs w:val="0"/>
-        <w:caps w:val="0"/>
-        <w:smallCaps w:val="0"/>
-        <w:strike w:val="0"/>
-        <w:dstrike w:val="0"/>
-        <w:outline w:val="0"/>
-        <w:emboss w:val="0"/>
-        <w:imprint w:val="0"/>
-        <w:vanish w:val="0"/>
-        <w:color w:val="auto"/>
-        <w:spacing w:val="0"/>
-        <w:w w:val="100"/>
-        <w:kern w:val="0"/>
-        <w:position w:val="0"/>
-        <w:sz w:val="20"/>
-        <w:szCs w:val="20"/>
-        <w:u w:val="none" w:color="auto"/>
+        <w:rFonts w:ascii="Times New Roman" w:eastAsia="Arial Unicode MS" w:hAnsi="Times New Roman" w:cs="Times New Roman"/>
         <w:bdr w:val="nil"/>
-        <w:vertAlign w:val="baseline"/>
-        <w:lang/>
+        <w:lang w:val="ru-UA" w:eastAsia="ru-RU" w:bidi="ar-SA"/>
       </w:rPr>
     </w:rPrDefault>
     <w:pPrDefault>
       <w:pPr>
-        <w:keepNext w:val="0"/>
-        <w:keepLines w:val="0"/>
-        <w:pageBreakBefore w:val="0"/>
-        <w:framePr w:anchorLock="0" w:w="0" w:h="0" w:vSpace="0" w:hSpace="0" w:xAlign="left" w:y="0" w:hRule="exact" w:vAnchor="margin"/>
-        <w:widowControl w:val="1"/>
-        <w:numPr>
-          <w:ilvl w:val="0"/>
-          <w:numId w:val="0"/>
-        </w:numPr>
-        <w:suppressLineNumbers w:val="0"/>
         <w:pBdr>
           <w:top w:val="nil"/>
           <w:left w:val="nil"/>
@@ -1731,170 +1671,476 @@
           <w:between w:val="nil"/>
           <w:bar w:val="nil"/>
         </w:pBdr>
-        <w:shd w:val="clear" w:color="auto" w:fill="auto"/>
-        <w:suppressAutoHyphens w:val="0"/>
-        <w:spacing w:before="0" w:beforeAutospacing="0" w:after="0" w:afterAutospacing="0" w:line="240" w:lineRule="auto"/>
-        <w:ind w:left="0" w:right="0" w:firstLine="0"/>
-        <w:jc w:val="left"/>
-        <w:outlineLvl w:val="9"/>
       </w:pPr>
     </w:pPrDefault>
   </w:docDefaults>
-  <w:style w:type="paragraph" w:default="1" w:styleId="Normal">
+  <w:latentStyles w:defLockedState="0" w:defUIPriority="99" w:defSemiHidden="0" w:defUnhideWhenUsed="0" w:defQFormat="0" w:count="376">
+    <w:lsdException w:name="Normal" w:uiPriority="0" w:qFormat="1"/>
+    <w:lsdException w:name="heading 1" w:uiPriority="9" w:qFormat="1"/>
+    <w:lsdException w:name="heading 2" w:semiHidden="1" w:uiPriority="9" w:unhideWhenUsed="1" w:qFormat="1"/>
+    <w:lsdException w:name="heading 3" w:semiHidden="1" w:uiPriority="9" w:unhideWhenUsed="1" w:qFormat="1"/>
+    <w:lsdException w:name="heading 4" w:semiHidden="1" w:uiPriority="9" w:unhideWhenUsed="1" w:qFormat="1"/>
+    <w:lsdException w:name="heading 5" w:semiHidden="1" w:uiPriority="9" w:unhideWhenUsed="1" w:qFormat="1"/>
+    <w:lsdException w:name="heading 6" w:semiHidden="1" w:uiPriority="9" w:unhideWhenUsed="1" w:qFormat="1"/>
+    <w:lsdException w:name="heading 7" w:semiHidden="1" w:uiPriority="9" w:unhideWhenUsed="1" w:qFormat="1"/>
+    <w:lsdException w:name="heading 8" w:semiHidden="1" w:uiPriority="9" w:unhideWhenUsed="1" w:qFormat="1"/>
+    <w:lsdException w:name="heading 9" w:semiHidden="1" w:uiPriority="9" w:unhideWhenUsed="1" w:qFormat="1"/>
+    <w:lsdException w:name="index 1" w:semiHidden="1" w:unhideWhenUsed="1"/>
+    <w:lsdException w:name="index 2" w:semiHidden="1" w:unhideWhenUsed="1"/>
+    <w:lsdException w:name="index 3" w:semiHidden="1" w:unhideWhenUsed="1"/>
+    <w:lsdException w:name="index 4" w:semiHidden="1" w:unhideWhenUsed="1"/>
+    <w:lsdException w:name="index 5" w:semiHidden="1" w:unhideWhenUsed="1"/>
+    <w:lsdException w:name="index 6" w:semiHidden="1" w:unhideWhenUsed="1"/>
+    <w:lsdException w:name="index 7" w:semiHidden="1" w:unhideWhenUsed="1"/>
+    <w:lsdException w:name="index 8" w:semiHidden="1" w:unhideWhenUsed="1"/>
+    <w:lsdException w:name="index 9" w:semiHidden="1" w:unhideWhenUsed="1"/>
+    <w:lsdException w:name="toc 1" w:semiHidden="1" w:uiPriority="39" w:unhideWhenUsed="1"/>
+    <w:lsdException w:name="toc 2" w:semiHidden="1" w:uiPriority="39" w:unhideWhenUsed="1"/>
+    <w:lsdException w:name="toc 3" w:semiHidden="1" w:uiPriority="39" w:unhideWhenUsed="1"/>
+    <w:lsdException w:name="toc 4" w:semiHidden="1" w:uiPriority="39" w:unhideWhenUsed="1"/>
+    <w:lsdException w:name="toc 5" w:semiHidden="1" w:uiPriority="39" w:unhideWhenUsed="1"/>
+    <w:lsdException w:name="toc 6" w:semiHidden="1" w:uiPriority="39" w:unhideWhenUsed="1"/>
+    <w:lsdException w:name="toc 7" w:semiHidden="1" w:uiPriority="39" w:unhideWhenUsed="1"/>
+    <w:lsdException w:name="toc 8" w:semiHidden="1" w:uiPriority="39" w:unhideWhenUsed="1"/>
+    <w:lsdException w:name="toc 9" w:semiHidden="1" w:uiPriority="39" w:unhideWhenUsed="1"/>
+    <w:lsdException w:name="Normal Indent" w:semiHidden="1" w:unhideWhenUsed="1"/>
+    <w:lsdException w:name="footnote text" w:semiHidden="1" w:unhideWhenUsed="1"/>
+    <w:lsdException w:name="annotation text" w:semiHidden="1" w:unhideWhenUsed="1"/>
+    <w:lsdException w:name="header" w:semiHidden="1" w:unhideWhenUsed="1"/>
+    <w:lsdException w:name="footer" w:semiHidden="1" w:unhideWhenUsed="1"/>
+    <w:lsdException w:name="index heading" w:semiHidden="1" w:unhideWhenUsed="1"/>
+    <w:lsdException w:name="caption" w:semiHidden="1" w:uiPriority="35" w:unhideWhenUsed="1" w:qFormat="1"/>
+    <w:lsdException w:name="table of figures" w:semiHidden="1" w:unhideWhenUsed="1"/>
+    <w:lsdException w:name="envelope address" w:semiHidden="1" w:unhideWhenUsed="1"/>
+    <w:lsdException w:name="envelope return" w:semiHidden="1" w:unhideWhenUsed="1"/>
+    <w:lsdException w:name="footnote reference" w:semiHidden="1" w:unhideWhenUsed="1"/>
+    <w:lsdException w:name="annotation reference" w:semiHidden="1" w:unhideWhenUsed="1"/>
+    <w:lsdException w:name="line number" w:semiHidden="1" w:unhideWhenUsed="1"/>
+    <w:lsdException w:name="page number" w:semiHidden="1" w:unhideWhenUsed="1"/>
+    <w:lsdException w:name="endnote reference" w:semiHidden="1" w:unhideWhenUsed="1"/>
+    <w:lsdException w:name="endnote text" w:semiHidden="1" w:unhideWhenUsed="1"/>
+    <w:lsdException w:name="table of authorities" w:semiHidden="1" w:unhideWhenUsed="1"/>
+    <w:lsdException w:name="macro" w:semiHidden="1" w:unhideWhenUsed="1"/>
+    <w:lsdException w:name="toa heading" w:semiHidden="1" w:unhideWhenUsed="1"/>
+    <w:lsdException w:name="List" w:semiHidden="1" w:unhideWhenUsed="1"/>
+    <w:lsdException w:name="List Bullet" w:semiHidden="1" w:unhideWhenUsed="1"/>
+    <w:lsdException w:name="List Number" w:semiHidden="1" w:unhideWhenUsed="1"/>
+    <w:lsdException w:name="List 2" w:semiHidden="1" w:unhideWhenUsed="1"/>
+    <w:lsdException w:name="List 3" w:semiHidden="1" w:unhideWhenUsed="1"/>
+    <w:lsdException w:name="List 4" w:semiHidden="1" w:unhideWhenUsed="1"/>
+    <w:lsdException w:name="List 5" w:semiHidden="1" w:unhideWhenUsed="1"/>
+    <w:lsdException w:name="List Bullet 2" w:semiHidden="1" w:unhideWhenUsed="1"/>
+    <w:lsdException w:name="List Bullet 3" w:semiHidden="1" w:unhideWhenUsed="1"/>
+    <w:lsdException w:name="List Bullet 4" w:semiHidden="1" w:unhideWhenUsed="1"/>
+    <w:lsdException w:name="List Bullet 5" w:semiHidden="1" w:unhideWhenUsed="1"/>
+    <w:lsdException w:name="List Number 2" w:semiHidden="1" w:unhideWhenUsed="1"/>
+    <w:lsdException w:name="List Number 3" w:semiHidden="1" w:unhideWhenUsed="1"/>
+    <w:lsdException w:name="List Number 4" w:semiHidden="1" w:unhideWhenUsed="1"/>
+    <w:lsdException w:name="List Number 5" w:semiHidden="1" w:unhideWhenUsed="1"/>
+    <w:lsdException w:name="Title" w:uiPriority="10" w:qFormat="1"/>
+    <w:lsdException w:name="Closing" w:semiHidden="1" w:unhideWhenUsed="1"/>
+    <w:lsdException w:name="Signature" w:semiHidden="1" w:unhideWhenUsed="1"/>
+    <w:lsdException w:name="Default Paragraph Font" w:semiHidden="1" w:uiPriority="1" w:unhideWhenUsed="1"/>
+    <w:lsdException w:name="Body Text" w:semiHidden="1" w:unhideWhenUsed="1"/>
+    <w:lsdException w:name="Body Text Indent" w:semiHidden="1" w:unhideWhenUsed="1"/>
+    <w:lsdException w:name="List Continue" w:semiHidden="1" w:unhideWhenUsed="1"/>
+    <w:lsdException w:name="List Continue 2" w:semiHidden="1" w:unhideWhenUsed="1"/>
+    <w:lsdException w:name="List Continue 3" w:semiHidden="1" w:unhideWhenUsed="1"/>
+    <w:lsdException w:name="List Continue 4" w:semiHidden="1" w:unhideWhenUsed="1"/>
+    <w:lsdException w:name="List Continue 5" w:semiHidden="1" w:unhideWhenUsed="1"/>
+    <w:lsdException w:name="Message Header" w:semiHidden="1" w:unhideWhenUsed="1"/>
+    <w:lsdException w:name="Subtitle" w:uiPriority="11" w:qFormat="1"/>
+    <w:lsdException w:name="Salutation" w:semiHidden="1" w:unhideWhenUsed="1"/>
+    <w:lsdException w:name="Date" w:semiHidden="1" w:unhideWhenUsed="1"/>
+    <w:lsdException w:name="Body Text First Indent" w:semiHidden="1" w:unhideWhenUsed="1"/>
+    <w:lsdException w:name="Body Text First Indent 2" w:semiHidden="1" w:unhideWhenUsed="1"/>
+    <w:lsdException w:name="Note Heading" w:semiHidden="1" w:unhideWhenUsed="1"/>
+    <w:lsdException w:name="Body Text 2" w:semiHidden="1" w:unhideWhenUsed="1"/>
+    <w:lsdException w:name="Body Text 3" w:semiHidden="1" w:unhideWhenUsed="1"/>
+    <w:lsdException w:name="Body Text Indent 2" w:semiHidden="1" w:unhideWhenUsed="1"/>
+    <w:lsdException w:name="Body Text Indent 3" w:semiHidden="1" w:unhideWhenUsed="1"/>
+    <w:lsdException w:name="Block Text" w:semiHidden="1" w:unhideWhenUsed="1"/>
+    <w:lsdException w:name="Hyperlink" w:semiHidden="1" w:unhideWhenUsed="1"/>
+    <w:lsdException w:name="FollowedHyperlink" w:semiHidden="1" w:unhideWhenUsed="1"/>
+    <w:lsdException w:name="Strong" w:uiPriority="22" w:qFormat="1"/>
+    <w:lsdException w:name="Emphasis" w:uiPriority="20" w:qFormat="1"/>
+    <w:lsdException w:name="Document Map" w:semiHidden="1" w:unhideWhenUsed="1"/>
+    <w:lsdException w:name="Plain Text" w:semiHidden="1" w:unhideWhenUsed="1"/>
+    <w:lsdException w:name="E-mail Signature" w:semiHidden="1" w:unhideWhenUsed="1"/>
+    <w:lsdException w:name="HTML Top of Form" w:semiHidden="1" w:unhideWhenUsed="1"/>
+    <w:lsdException w:name="HTML Bottom of Form" w:semiHidden="1" w:unhideWhenUsed="1"/>
+    <w:lsdException w:name="Normal (Web)" w:semiHidden="1" w:unhideWhenUsed="1"/>
+    <w:lsdException w:name="HTML Acronym" w:semiHidden="1" w:unhideWhenUsed="1"/>
+    <w:lsdException w:name="HTML Address" w:semiHidden="1" w:unhideWhenUsed="1"/>
+    <w:lsdException w:name="HTML Cite" w:semiHidden="1" w:unhideWhenUsed="1"/>
+    <w:lsdException w:name="HTML Code" w:semiHidden="1" w:unhideWhenUsed="1"/>
+    <w:lsdException w:name="HTML Definition" w:semiHidden="1" w:unhideWhenUsed="1"/>
+    <w:lsdException w:name="HTML Keyboard" w:semiHidden="1" w:unhideWhenUsed="1"/>
+    <w:lsdException w:name="HTML Preformatted" w:semiHidden="1" w:unhideWhenUsed="1"/>
+    <w:lsdException w:name="HTML Sample" w:semiHidden="1" w:unhideWhenUsed="1"/>
+    <w:lsdException w:name="HTML Typewriter" w:semiHidden="1" w:unhideWhenUsed="1"/>
+    <w:lsdException w:name="HTML Variable" w:semiHidden="1" w:unhideWhenUsed="1"/>
+    <w:lsdException w:name="Normal Table" w:semiHidden="1" w:unhideWhenUsed="1"/>
+    <w:lsdException w:name="annotation subject" w:semiHidden="1" w:unhideWhenUsed="1"/>
+    <w:lsdException w:name="No List" w:semiHidden="1" w:unhideWhenUsed="1"/>
+    <w:lsdException w:name="Outline List 1" w:semiHidden="1" w:unhideWhenUsed="1"/>
+    <w:lsdException w:name="Outline List 2" w:semiHidden="1" w:unhideWhenUsed="1"/>
+    <w:lsdException w:name="Outline List 3" w:semiHidden="1" w:unhideWhenUsed="1"/>
+    <w:lsdException w:name="Table Simple 1" w:semiHidden="1" w:unhideWhenUsed="1"/>
+    <w:lsdException w:name="Table Simple 2" w:semiHidden="1" w:unhideWhenUsed="1"/>
+    <w:lsdException w:name="Table Simple 3" w:semiHidden="1" w:unhideWhenUsed="1"/>
+    <w:lsdException w:name="Table Classic 1" w:semiHidden="1" w:unhideWhenUsed="1"/>
+    <w:lsdException w:name="Table Classic 2" w:semiHidden="1" w:unhideWhenUsed="1"/>
+    <w:lsdException w:name="Table Classic 3" w:semiHidden="1" w:unhideWhenUsed="1"/>
+    <w:lsdException w:name="Table Classic 4" w:semiHidden="1" w:unhideWhenUsed="1"/>
+    <w:lsdException w:name="Table Colorful 1" w:semiHidden="1" w:unhideWhenUsed="1"/>
+    <w:lsdException w:name="Table Colorful 2" w:semiHidden="1" w:unhideWhenUsed="1"/>
+    <w:lsdException w:name="Table Colorful 3" w:semiHidden="1" w:unhideWhenUsed="1"/>
+    <w:lsdException w:name="Table Columns 1" w:semiHidden="1" w:unhideWhenUsed="1"/>
+    <w:lsdException w:name="Table Columns 2" w:semiHidden="1" w:unhideWhenUsed="1"/>
+    <w:lsdException w:name="Table Columns 3" w:semiHidden="1" w:unhideWhenUsed="1"/>
+    <w:lsdException w:name="Table Columns 4" w:semiHidden="1" w:unhideWhenUsed="1"/>
+    <w:lsdException w:name="Table Columns 5" w:semiHidden="1" w:unhideWhenUsed="1"/>
+    <w:lsdException w:name="Table Grid 1" w:semiHidden="1" w:unhideWhenUsed="1"/>
+    <w:lsdException w:name="Table Grid 2" w:semiHidden="1" w:unhideWhenUsed="1"/>
+    <w:lsdException w:name="Table Grid 3" w:semiHidden="1" w:unhideWhenUsed="1"/>
+    <w:lsdException w:name="Table Grid 4" w:semiHidden="1" w:unhideWhenUsed="1"/>
+    <w:lsdException w:name="Table Grid 5" w:semiHidden="1" w:unhideWhenUsed="1"/>
+    <w:lsdException w:name="Table Grid 6" w:semiHidden="1" w:unhideWhenUsed="1"/>
+    <w:lsdException w:name="Table Grid 7" w:semiHidden="1" w:unhideWhenUsed="1"/>
+    <w:lsdException w:name="Table Grid 8" w:semiHidden="1" w:unhideWhenUsed="1"/>
+    <w:lsdException w:name="Table List 1" w:semiHidden="1" w:unhideWhenUsed="1"/>
+    <w:lsdException w:name="Table List 2" w:semiHidden="1" w:unhideWhenUsed="1"/>
+    <w:lsdException w:name="Table List 3" w:semiHidden="1" w:unhideWhenUsed="1"/>
+    <w:lsdException w:name="Table List 4" w:semiHidden="1" w:unhideWhenUsed="1"/>
+    <w:lsdException w:name="Table List 5" w:semiHidden="1" w:unhideWhenUsed="1"/>
+    <w:lsdException w:name="Table List 6" w:semiHidden="1" w:unhideWhenUsed="1"/>
+    <w:lsdException w:name="Table List 7" w:semiHidden="1" w:unhideWhenUsed="1"/>
+    <w:lsdException w:name="Table List 8" w:semiHidden="1" w:unhideWhenUsed="1"/>
+    <w:lsdException w:name="Table 3D effects 1" w:semiHidden="1" w:unhideWhenUsed="1"/>
+    <w:lsdException w:name="Table 3D effects 2" w:semiHidden="1" w:unhideWhenUsed="1"/>
+    <w:lsdException w:name="Table 3D effects 3" w:semiHidden="1" w:unhideWhenUsed="1"/>
+    <w:lsdException w:name="Table Contemporary" w:semiHidden="1" w:unhideWhenUsed="1"/>
+    <w:lsdException w:name="Table Elegant" w:semiHidden="1" w:unhideWhenUsed="1"/>
+    <w:lsdException w:name="Table Professional" w:semiHidden="1" w:unhideWhenUsed="1"/>
+    <w:lsdException w:name="Table Subtle 1" w:semiHidden="1" w:unhideWhenUsed="1"/>
+    <w:lsdException w:name="Table Subtle 2" w:semiHidden="1" w:unhideWhenUsed="1"/>
+    <w:lsdException w:name="Table Web 1" w:semiHidden="1" w:unhideWhenUsed="1"/>
+    <w:lsdException w:name="Table Web 2" w:semiHidden="1" w:unhideWhenUsed="1"/>
+    <w:lsdException w:name="Table Web 3" w:semiHidden="1" w:unhideWhenUsed="1"/>
+    <w:lsdException w:name="Balloon Text" w:semiHidden="1" w:unhideWhenUsed="1"/>
+    <w:lsdException w:name="Table Grid" w:uiPriority="39"/>
+    <w:lsdException w:name="Table Theme" w:semiHidden="1" w:unhideWhenUsed="1"/>
+    <w:lsdException w:name="Placeholder Text" w:semiHidden="1"/>
+    <w:lsdException w:name="No Spacing" w:uiPriority="1" w:qFormat="1"/>
+    <w:lsdException w:name="Light Shading" w:uiPriority="60"/>
+    <w:lsdException w:name="Light List" w:uiPriority="61"/>
+    <w:lsdException w:name="Light Grid" w:uiPriority="62"/>
+    <w:lsdException w:name="Medium Shading 1" w:uiPriority="63"/>
+    <w:lsdException w:name="Medium Shading 2" w:uiPriority="64"/>
+    <w:lsdException w:name="Medium List 1" w:uiPriority="65"/>
+    <w:lsdException w:name="Medium List 2" w:uiPriority="66"/>
+    <w:lsdException w:name="Medium Grid 1" w:uiPriority="67"/>
+    <w:lsdException w:name="Medium Grid 2" w:uiPriority="68"/>
+    <w:lsdException w:name="Medium Grid 3" w:uiPriority="69"/>
+    <w:lsdException w:name="Dark List" w:uiPriority="70"/>
+    <w:lsdException w:name="Colorful Shading" w:uiPriority="71"/>
+    <w:lsdException w:name="Colorful List" w:uiPriority="72"/>
+    <w:lsdException w:name="Colorful Grid" w:uiPriority="73"/>
+    <w:lsdException w:name="Light Shading Accent 1" w:uiPriority="60"/>
+    <w:lsdException w:name="Light List Accent 1" w:uiPriority="61"/>
+    <w:lsdException w:name="Light Grid Accent 1" w:uiPriority="62"/>
+    <w:lsdException w:name="Medium Shading 1 Accent 1" w:uiPriority="63"/>
+    <w:lsdException w:name="Medium Shading 2 Accent 1" w:uiPriority="64"/>
+    <w:lsdException w:name="Medium List 1 Accent 1" w:uiPriority="65"/>
+    <w:lsdException w:name="Revision" w:semiHidden="1"/>
+    <w:lsdException w:name="List Paragraph" w:uiPriority="34" w:qFormat="1"/>
+    <w:lsdException w:name="Quote" w:uiPriority="29" w:qFormat="1"/>
+    <w:lsdException w:name="Intense Quote" w:uiPriority="30" w:qFormat="1"/>
+    <w:lsdException w:name="Medium List 2 Accent 1" w:uiPriority="66"/>
+    <w:lsdException w:name="Medium Grid 1 Accent 1" w:uiPriority="67"/>
+    <w:lsdException w:name="Medium Grid 2 Accent 1" w:uiPriority="68"/>
+    <w:lsdException w:name="Medium Grid 3 Accent 1" w:uiPriority="69"/>
+    <w:lsdException w:name="Dark List Accent 1" w:uiPriority="70"/>
+    <w:lsdException w:name="Colorful Shading Accent 1" w:uiPriority="71"/>
+    <w:lsdException w:name="Colorful List Accent 1" w:uiPriority="72"/>
+    <w:lsdException w:name="Colorful Grid Accent 1" w:uiPriority="73"/>
+    <w:lsdException w:name="Light Shading Accent 2" w:uiPriority="60"/>
+    <w:lsdException w:name="Light List Accent 2" w:uiPriority="61"/>
+    <w:lsdException w:name="Light Grid Accent 2" w:uiPriority="62"/>
+    <w:lsdException w:name="Medium Shading 1 Accent 2" w:uiPriority="63"/>
+    <w:lsdException w:name="Medium Shading 2 Accent 2" w:uiPriority="64"/>
+    <w:lsdException w:name="Medium List 1 Accent 2" w:uiPriority="65"/>
+    <w:lsdException w:name="Medium List 2 Accent 2" w:uiPriority="66"/>
+    <w:lsdException w:name="Medium Grid 1 Accent 2" w:uiPriority="67"/>
+    <w:lsdException w:name="Medium Grid 2 Accent 2" w:uiPriority="68"/>
+    <w:lsdException w:name="Medium Grid 3 Accent 2" w:uiPriority="69"/>
+    <w:lsdException w:name="Dark List Accent 2" w:uiPriority="70"/>
+    <w:lsdException w:name="Colorful Shading Accent 2" w:uiPriority="71"/>
+    <w:lsdException w:name="Colorful List Accent 2" w:uiPriority="72"/>
+    <w:lsdException w:name="Colorful Grid Accent 2" w:uiPriority="73"/>
+    <w:lsdException w:name="Light Shading Accent 3" w:uiPriority="60"/>
+    <w:lsdException w:name="Light List Accent 3" w:uiPriority="61"/>
+    <w:lsdException w:name="Light Grid Accent 3" w:uiPriority="62"/>
+    <w:lsdException w:name="Medium Shading 1 Accent 3" w:uiPriority="63"/>
+    <w:lsdException w:name="Medium Shading 2 Accent 3" w:uiPriority="64"/>
+    <w:lsdException w:name="Medium List 1 Accent 3" w:uiPriority="65"/>
+    <w:lsdException w:name="Medium List 2 Accent 3" w:uiPriority="66"/>
+    <w:lsdException w:name="Medium Grid 1 Accent 3" w:uiPriority="67"/>
+    <w:lsdException w:name="Medium Grid 2 Accent 3" w:uiPriority="68"/>
+    <w:lsdException w:name="Medium Grid 3 Accent 3" w:uiPriority="69"/>
+    <w:lsdException w:name="Dark List Accent 3" w:uiPriority="70"/>
+    <w:lsdException w:name="Colorful Shading Accent 3" w:uiPriority="71"/>
+    <w:lsdException w:name="Colorful List Accent 3" w:uiPriority="72"/>
+    <w:lsdException w:name="Colorful Grid Accent 3" w:uiPriority="73"/>
+    <w:lsdException w:name="Light Shading Accent 4" w:uiPriority="60"/>
+    <w:lsdException w:name="Light List Accent 4" w:uiPriority="61"/>
+    <w:lsdException w:name="Light Grid Accent 4" w:uiPriority="62"/>
+    <w:lsdException w:name="Medium Shading 1 Accent 4" w:uiPriority="63"/>
+    <w:lsdException w:name="Medium Shading 2 Accent 4" w:uiPriority="64"/>
+    <w:lsdException w:name="Medium List 1 Accent 4" w:uiPriority="65"/>
+    <w:lsdException w:name="Medium List 2 Accent 4" w:uiPriority="66"/>
+    <w:lsdException w:name="Medium Grid 1 Accent 4" w:uiPriority="67"/>
+    <w:lsdException w:name="Medium Grid 2 Accent 4" w:uiPriority="68"/>
+    <w:lsdException w:name="Medium Grid 3 Accent 4" w:uiPriority="69"/>
+    <w:lsdException w:name="Dark List Accent 4" w:uiPriority="70"/>
+    <w:lsdException w:name="Colorful Shading Accent 4" w:uiPriority="71"/>
+    <w:lsdException w:name="Colorful List Accent 4" w:uiPriority="72"/>
+    <w:lsdException w:name="Colorful Grid Accent 4" w:uiPriority="73"/>
+    <w:lsdException w:name="Light Shading Accent 5" w:uiPriority="60"/>
+    <w:lsdException w:name="Light List Accent 5" w:uiPriority="61"/>
+    <w:lsdException w:name="Light Grid Accent 5" w:uiPriority="62"/>
+    <w:lsdException w:name="Medium Shading 1 Accent 5" w:uiPriority="63"/>
+    <w:lsdException w:name="Medium Shading 2 Accent 5" w:uiPriority="64"/>
+    <w:lsdException w:name="Medium List 1 Accent 5" w:uiPriority="65"/>
+    <w:lsdException w:name="Medium List 2 Accent 5" w:uiPriority="66"/>
+    <w:lsdException w:name="Medium Grid 1 Accent 5" w:uiPriority="67"/>
+    <w:lsdException w:name="Medium Grid 2 Accent 5" w:uiPriority="68"/>
+    <w:lsdException w:name="Medium Grid 3 Accent 5" w:uiPriority="69"/>
+    <w:lsdException w:name="Dark List Accent 5" w:uiPriority="70"/>
+    <w:lsdException w:name="Colorful Shading Accent 5" w:uiPriority="71"/>
+    <w:lsdException w:name="Colorful List Accent 5" w:uiPriority="72"/>
+    <w:lsdException w:name="Colorful Grid Accent 5" w:uiPriority="73"/>
+    <w:lsdException w:name="Light Shading Accent 6" w:uiPriority="60"/>
+    <w:lsdException w:name="Light List Accent 6" w:uiPriority="61"/>
+    <w:lsdException w:name="Light Grid Accent 6" w:uiPriority="62"/>
+    <w:lsdException w:name="Medium Shading 1 Accent 6" w:uiPriority="63"/>
+    <w:lsdException w:name="Medium Shading 2 Accent 6" w:uiPriority="64"/>
+    <w:lsdException w:name="Medium List 1 Accent 6" w:uiPriority="65"/>
+    <w:lsdException w:name="Medium List 2 Accent 6" w:uiPriority="66"/>
+    <w:lsdException w:name="Medium Grid 1 Accent 6" w:uiPriority="67"/>
+    <w:lsdException w:name="Medium Grid 2 Accent 6" w:uiPriority="68"/>
+    <w:lsdException w:name="Medium Grid 3 Accent 6" w:uiPriority="69"/>
+    <w:lsdException w:name="Dark List Accent 6" w:uiPriority="70"/>
+    <w:lsdException w:name="Colorful Shading Accent 6" w:uiPriority="71"/>
+    <w:lsdException w:name="Colorful List Accent 6" w:uiPriority="72"/>
+    <w:lsdException w:name="Colorful Grid Accent 6" w:uiPriority="73"/>
+    <w:lsdException w:name="Subtle Emphasis" w:uiPriority="19" w:qFormat="1"/>
+    <w:lsdException w:name="Intense Emphasis" w:uiPriority="21" w:qFormat="1"/>
+    <w:lsdException w:name="Subtle Reference" w:uiPriority="31" w:qFormat="1"/>
+    <w:lsdException w:name="Intense Reference" w:uiPriority="32" w:qFormat="1"/>
+    <w:lsdException w:name="Book Title" w:uiPriority="33" w:qFormat="1"/>
+    <w:lsdException w:name="Bibliography" w:semiHidden="1" w:uiPriority="37" w:unhideWhenUsed="1"/>
+    <w:lsdException w:name="TOC Heading" w:semiHidden="1" w:uiPriority="39" w:unhideWhenUsed="1" w:qFormat="1"/>
+    <w:lsdException w:name="Plain Table 1" w:uiPriority="41"/>
+    <w:lsdException w:name="Plain Table 2" w:uiPriority="42"/>
+    <w:lsdException w:name="Plain Table 3" w:uiPriority="43"/>
+    <w:lsdException w:name="Plain Table 4" w:uiPriority="44"/>
+    <w:lsdException w:name="Plain Table 5" w:uiPriority="45"/>
+    <w:lsdException w:name="Grid Table Light" w:uiPriority="40"/>
+    <w:lsdException w:name="Grid Table 1 Light" w:uiPriority="46"/>
+    <w:lsdException w:name="Grid Table 2" w:uiPriority="47"/>
+    <w:lsdException w:name="Grid Table 3" w:uiPriority="48"/>
+    <w:lsdException w:name="Grid Table 4" w:uiPriority="49"/>
+    <w:lsdException w:name="Grid Table 5 Dark" w:uiPriority="50"/>
+    <w:lsdException w:name="Grid Table 6 Colorful" w:uiPriority="51"/>
+    <w:lsdException w:name="Grid Table 7 Colorful" w:uiPriority="52"/>
+    <w:lsdException w:name="Grid Table 1 Light Accent 1" w:uiPriority="46"/>
+    <w:lsdException w:name="Grid Table 2 Accent 1" w:uiPriority="47"/>
+    <w:lsdException w:name="Grid Table 3 Accent 1" w:uiPriority="48"/>
+    <w:lsdException w:name="Grid Table 4 Accent 1" w:uiPriority="49"/>
+    <w:lsdException w:name="Grid Table 5 Dark Accent 1" w:uiPriority="50"/>
+    <w:lsdException w:name="Grid Table 6 Colorful Accent 1" w:uiPriority="51"/>
+    <w:lsdException w:name="Grid Table 7 Colorful Accent 1" w:uiPriority="52"/>
+    <w:lsdException w:name="Grid Table 1 Light Accent 2" w:uiPriority="46"/>
+    <w:lsdException w:name="Grid Table 2 Accent 2" w:uiPriority="47"/>
+    <w:lsdException w:name="Grid Table 3 Accent 2" w:uiPriority="48"/>
+    <w:lsdException w:name="Grid Table 4 Accent 2" w:uiPriority="49"/>
+    <w:lsdException w:name="Grid Table 5 Dark Accent 2" w:uiPriority="50"/>
+    <w:lsdException w:name="Grid Table 6 Colorful Accent 2" w:uiPriority="51"/>
+    <w:lsdException w:name="Grid Table 7 Colorful Accent 2" w:uiPriority="52"/>
+    <w:lsdException w:name="Grid Table 1 Light Accent 3" w:uiPriority="46"/>
+    <w:lsdException w:name="Grid Table 2 Accent 3" w:uiPriority="47"/>
+    <w:lsdException w:name="Grid Table 3 Accent 3" w:uiPriority="48"/>
+    <w:lsdException w:name="Grid Table 4 Accent 3" w:uiPriority="49"/>
+    <w:lsdException w:name="Grid Table 5 Dark Accent 3" w:uiPriority="50"/>
+    <w:lsdException w:name="Grid Table 6 Colorful Accent 3" w:uiPriority="51"/>
+    <w:lsdException w:name="Grid Table 7 Colorful Accent 3" w:uiPriority="52"/>
+    <w:lsdException w:name="Grid Table 1 Light Accent 4" w:uiPriority="46"/>
+    <w:lsdException w:name="Grid Table 2 Accent 4" w:uiPriority="47"/>
+    <w:lsdException w:name="Grid Table 3 Accent 4" w:uiPriority="48"/>
+    <w:lsdException w:name="Grid Table 4 Accent 4" w:uiPriority="49"/>
+    <w:lsdException w:name="Grid Table 5 Dark Accent 4" w:uiPriority="50"/>
+    <w:lsdException w:name="Grid Table 6 Colorful Accent 4" w:uiPriority="51"/>
+    <w:lsdException w:name="Grid Table 7 Colorful Accent 4" w:uiPriority="52"/>
+    <w:lsdException w:name="Grid Table 1 Light Accent 5" w:uiPriority="46"/>
+    <w:lsdException w:name="Grid Table 2 Accent 5" w:uiPriority="47"/>
+    <w:lsdException w:name="Grid Table 3 Accent 5" w:uiPriority="48"/>
+    <w:lsdException w:name="Grid Table 4 Accent 5" w:uiPriority="49"/>
+    <w:lsdException w:name="Grid Table 5 Dark Accent 5" w:uiPriority="50"/>
+    <w:lsdException w:name="Grid Table 6 Colorful Accent 5" w:uiPriority="51"/>
+    <w:lsdException w:name="Grid Table 7 Colorful Accent 5" w:uiPriority="52"/>
+    <w:lsdException w:name="Grid Table 1 Light Accent 6" w:uiPriority="46"/>
+    <w:lsdException w:name="Grid Table 2 Accent 6" w:uiPriority="47"/>
+    <w:lsdException w:name="Grid Table 3 Accent 6" w:uiPriority="48"/>
+    <w:lsdException w:name="Grid Table 4 Accent 6" w:uiPriority="49"/>
+    <w:lsdException w:name="Grid Table 5 Dark Accent 6" w:uiPriority="50"/>
+    <w:lsdException w:name="Grid Table 6 Colorful Accent 6" w:uiPriority="51"/>
+    <w:lsdException w:name="Grid Table 7 Colorful Accent 6" w:uiPriority="52"/>
+    <w:lsdException w:name="List Table 1 Light" w:uiPriority="46"/>
+    <w:lsdException w:name="List Table 2" w:uiPriority="47"/>
+    <w:lsdException w:name="List Table 3" w:uiPriority="48"/>
+    <w:lsdException w:name="List Table 4" w:uiPriority="49"/>
+    <w:lsdException w:name="List Table 5 Dark" w:uiPriority="50"/>
+    <w:lsdException w:name="List Table 6 Colorful" w:uiPriority="51"/>
+    <w:lsdException w:name="List Table 7 Colorful" w:uiPriority="52"/>
+    <w:lsdException w:name="List Table 1 Light Accent 1" w:uiPriority="46"/>
+    <w:lsdException w:name="List Table 2 Accent 1" w:uiPriority="47"/>
+    <w:lsdException w:name="List Table 3 Accent 1" w:uiPriority="48"/>
+    <w:lsdException w:name="List Table 4 Accent 1" w:uiPriority="49"/>
+    <w:lsdException w:name="List Table 5 Dark Accent 1" w:uiPriority="50"/>
+    <w:lsdException w:name="List Table 6 Colorful Accent 1" w:uiPriority="51"/>
+    <w:lsdException w:name="List Table 7 Colorful Accent 1" w:uiPriority="52"/>
+    <w:lsdException w:name="List Table 1 Light Accent 2" w:uiPriority="46"/>
+    <w:lsdException w:name="List Table 2 Accent 2" w:uiPriority="47"/>
+    <w:lsdException w:name="List Table 3 Accent 2" w:uiPriority="48"/>
+    <w:lsdException w:name="List Table 4 Accent 2" w:uiPriority="49"/>
+    <w:lsdException w:name="List Table 5 Dark Accent 2" w:uiPriority="50"/>
+    <w:lsdException w:name="List Table 6 Colorful Accent 2" w:uiPriority="51"/>
+    <w:lsdException w:name="List Table 7 Colorful Accent 2" w:uiPriority="52"/>
+    <w:lsdException w:name="List Table 1 Light Accent 3" w:uiPriority="46"/>
+    <w:lsdException w:name="List Table 2 Accent 3" w:uiPriority="47"/>
+    <w:lsdException w:name="List Table 3 Accent 3" w:uiPriority="48"/>
+    <w:lsdException w:name="List Table 4 Accent 3" w:uiPriority="49"/>
+    <w:lsdException w:name="List Table 5 Dark Accent 3" w:uiPriority="50"/>
+    <w:lsdException w:name="List Table 6 Colorful Accent 3" w:uiPriority="51"/>
+    <w:lsdException w:name="List Table 7 Colorful Accent 3" w:uiPriority="52"/>
+    <w:lsdException w:name="List Table 1 Light Accent 4" w:uiPriority="46"/>
+    <w:lsdException w:name="List Table 2 Accent 4" w:uiPriority="47"/>
+    <w:lsdException w:name="List Table 3 Accent 4" w:uiPriority="48"/>
+    <w:lsdException w:name="List Table 4 Accent 4" w:uiPriority="49"/>
+    <w:lsdException w:name="List Table 5 Dark Accent 4" w:uiPriority="50"/>
+    <w:lsdException w:name="List Table 6 Colorful Accent 4" w:uiPriority="51"/>
+    <w:lsdException w:name="List Table 7 Colorful Accent 4" w:uiPriority="52"/>
+    <w:lsdException w:name="List Table 1 Light Accent 5" w:uiPriority="46"/>
+    <w:lsdException w:name="List Table 2 Accent 5" w:uiPriority="47"/>
+    <w:lsdException w:name="List Table 3 Accent 5" w:uiPriority="48"/>
+    <w:lsdException w:name="List Table 4 Accent 5" w:uiPriority="49"/>
+    <w:lsdException w:name="List Table 5 Dark Accent 5" w:uiPriority="50"/>
+    <w:lsdException w:name="List Table 6 Colorful Accent 5" w:uiPriority="51"/>
+    <w:lsdException w:name="List Table 7 Colorful Accent 5" w:uiPriority="52"/>
+    <w:lsdException w:name="List Table 1 Light Accent 6" w:uiPriority="46"/>
+    <w:lsdException w:name="List Table 2 Accent 6" w:uiPriority="47"/>
+    <w:lsdException w:name="List Table 3 Accent 6" w:uiPriority="48"/>
+    <w:lsdException w:name="List Table 4 Accent 6" w:uiPriority="49"/>
+    <w:lsdException w:name="List Table 5 Dark Accent 6" w:uiPriority="50"/>
+    <w:lsdException w:name="List Table 6 Colorful Accent 6" w:uiPriority="51"/>
+    <w:lsdException w:name="List Table 7 Colorful Accent 6" w:uiPriority="52"/>
+    <w:lsdException w:name="Mention" w:semiHidden="1" w:unhideWhenUsed="1"/>
+    <w:lsdException w:name="Smart Hyperlink" w:semiHidden="1" w:unhideWhenUsed="1"/>
+    <w:lsdException w:name="Hashtag" w:semiHidden="1" w:unhideWhenUsed="1"/>
+    <w:lsdException w:name="Unresolved Mention" w:semiHidden="1" w:unhideWhenUsed="1"/>
+    <w:lsdException w:name="Smart Link" w:semiHidden="1" w:unhideWhenUsed="1"/>
+  </w:latentStyles>
+  <w:style w:type="paragraph" w:default="1" w:styleId="a">
     <w:name w:val="Normal"/>
-    <w:next w:val="Normal"/>
-    <w:pPr/>
+    <w:qFormat/>
+    <w:pPr>
+      <w:spacing w:line="276" w:lineRule="auto"/>
+    </w:pPr>
     <w:rPr>
-      <w:sz w:val="24"/>
-      <w:szCs w:val="24"/>
-      <w:lang w:val="en-US" w:eastAsia="en-US" w:bidi="ar-SA"/>
+      <w:rFonts w:ascii="Arial" w:hAnsi="Arial" w:cs="Arial Unicode MS"/>
+      <w:color w:val="000000"/>
+      <w:sz w:val="22"/>
+      <w:szCs w:val="22"/>
+      <w:u w:color="000000"/>
+      <w:lang w:val="ru-RU"/>
     </w:rPr>
   </w:style>
-  <w:style w:type="character" w:default="1" w:styleId="Default Paragraph Font">
+  <w:style w:type="character" w:default="1" w:styleId="a0">
     <w:name w:val="Default Paragraph Font"/>
-    <w:next w:val="Default Paragraph Font"/>
+    <w:uiPriority w:val="1"/>
+    <w:semiHidden/>
+    <w:unhideWhenUsed/>
   </w:style>
-  <w:style w:type="character" w:styleId="Hyperlink">
+  <w:style w:type="table" w:default="1" w:styleId="a1">
+    <w:name w:val="Normal Table"/>
+    <w:uiPriority w:val="99"/>
+    <w:semiHidden/>
+    <w:unhideWhenUsed/>
+    <w:tblPr>
+      <w:tblInd w:w="0" w:type="dxa"/>
+      <w:tblCellMar>
+        <w:top w:w="0" w:type="dxa"/>
+        <w:left w:w="108" w:type="dxa"/>
+        <w:bottom w:w="0" w:type="dxa"/>
+        <w:right w:w="108" w:type="dxa"/>
+      </w:tblCellMar>
+    </w:tblPr>
+  </w:style>
+  <w:style w:type="numbering" w:default="1" w:styleId="a2">
+    <w:name w:val="No List"/>
+    <w:uiPriority w:val="99"/>
+    <w:semiHidden/>
+    <w:unhideWhenUsed/>
+  </w:style>
+  <w:style w:type="character" w:styleId="a3">
     <w:name w:val="Hyperlink"/>
     <w:rPr>
       <w:u w:val="single"/>
     </w:rPr>
   </w:style>
-  <w:style w:type="table" w:default="1" w:styleId="Table Normal">
+  <w:style w:type="table" w:customStyle="1" w:styleId="TableNormal">
     <w:name w:val="Table Normal"/>
-    <w:next w:val="Table Normal"/>
-    <w:pPr/>
     <w:tblPr>
       <w:tblInd w:w="0" w:type="dxa"/>
+      <w:tblCellMar>
+        <w:top w:w="0" w:type="dxa"/>
+        <w:left w:w="0" w:type="dxa"/>
+        <w:bottom w:w="0" w:type="dxa"/>
+        <w:right w:w="0" w:type="dxa"/>
+      </w:tblCellMar>
     </w:tblPr>
-    <w:trPr/>
-    <w:tcPr/>
-    <w:tblStylePr w:type="firstRow"/>
-    <w:tblStylePr w:type="lastRow"/>
-    <w:tblStylePr w:type="firstCol"/>
-    <w:tblStylePr w:type="lastCol"/>
-    <w:tblStylePr w:type="band1Vert"/>
-    <w:tblStylePr w:type="band2Vert"/>
-    <w:tblStylePr w:type="band1Horz"/>
-    <w:tblStylePr w:type="band2Horz"/>
-    <w:tblStylePr w:type="neCell"/>
-    <w:tblStylePr w:type="nwCell"/>
-    <w:tblStylePr w:type="seCell"/>
-    <w:tblStylePr w:type="swCell"/>
   </w:style>
-  <w:style w:type="numbering" w:default="1" w:styleId="No List">
-    <w:name w:val="No List"/>
-    <w:next w:val="No List"/>
-    <w:pPr/>
-  </w:style>
-  <w:style w:type="paragraph" w:styleId="Header &amp; Footer">
+  <w:style w:type="paragraph" w:customStyle="1" w:styleId="HeaderFooter">
     <w:name w:val="Header &amp; Footer"/>
-    <w:next w:val="Header &amp; Footer"/>
     <w:pPr>
-      <w:keepNext w:val="0"/>
-      <w:keepLines w:val="0"/>
-      <w:pageBreakBefore w:val="0"/>
-      <w:widowControl w:val="1"/>
-      <w:shd w:val="clear" w:color="auto" w:fill="auto"/>
       <w:tabs>
         <w:tab w:val="right" w:pos="9020"/>
       </w:tabs>
-      <w:suppressAutoHyphens w:val="0"/>
-      <w:bidi w:val="0"/>
-      <w:spacing w:before="0" w:after="0" w:line="240" w:lineRule="auto"/>
-      <w:ind w:left="0" w:right="0" w:firstLine="0"/>
-      <w:jc w:val="left"/>
-      <w:outlineLvl w:val="9"/>
     </w:pPr>
     <w:rPr>
-      <w:rFonts w:ascii="Helvetica Neue" w:cs="Arial Unicode MS" w:hAnsi="Helvetica Neue" w:eastAsia="Arial Unicode MS"/>
-      <w:b w:val="0"/>
-      <w:bCs w:val="0"/>
-      <w:i w:val="0"/>
-      <w:iCs w:val="0"/>
-      <w:caps w:val="0"/>
-      <w:smallCaps w:val="0"/>
-      <w:strike w:val="0"/>
-      <w:dstrike w:val="0"/>
-      <w:outline w:val="0"/>
+      <w:rFonts w:ascii="Helvetica Neue" w:hAnsi="Helvetica Neue" w:cs="Arial Unicode MS"/>
       <w:color w:val="000000"/>
-      <w:spacing w:val="0"/>
-      <w:kern w:val="0"/>
-      <w:position w:val="0"/>
       <w:sz w:val="24"/>
       <w:szCs w:val="24"/>
-      <w:u w:val="none"/>
-      <w:shd w:val="nil" w:color="auto" w:fill="auto"/>
-      <w:vertAlign w:val="baseline"/>
-      <w14:textOutline>
+      <w14:textOutline w14:w="0" w14:cap="flat" w14:cmpd="sng" w14:algn="ctr">
         <w14:noFill/>
+        <w14:prstDash w14:val="solid"/>
+        <w14:bevel/>
       </w14:textOutline>
-      <w14:textFill>
-        <w14:solidFill>
-          <w14:srgbClr w14:val="000000"/>
-        </w14:solidFill>
-      </w14:textFill>
     </w:rPr>
   </w:style>
-  <w:style w:type="paragraph" w:styleId="Normal.0">
-    <w:name w:val="Normal"/>
-    <w:next w:val="Normal.0"/>
-    <w:pPr>
-      <w:keepNext w:val="0"/>
-      <w:keepLines w:val="0"/>
-      <w:pageBreakBefore w:val="0"/>
-      <w:widowControl w:val="1"/>
-      <w:shd w:val="clear" w:color="auto" w:fill="auto"/>
-      <w:suppressAutoHyphens w:val="0"/>
-      <w:bidi w:val="0"/>
-      <w:spacing w:before="0" w:after="0" w:line="276" w:lineRule="auto"/>
-      <w:ind w:left="0" w:right="0" w:firstLine="0"/>
-      <w:jc w:val="left"/>
-      <w:outlineLvl w:val="9"/>
-    </w:pPr>
-    <w:rPr>
-      <w:rFonts w:ascii="Arial" w:cs="Arial Unicode MS" w:hAnsi="Arial" w:eastAsia="Arial Unicode MS"/>
-      <w:b w:val="0"/>
-      <w:bCs w:val="0"/>
-      <w:i w:val="0"/>
-      <w:iCs w:val="0"/>
-      <w:caps w:val="0"/>
-      <w:smallCaps w:val="0"/>
-      <w:strike w:val="0"/>
-      <w:dstrike w:val="0"/>
-      <w:outline w:val="0"/>
-      <w:color w:val="000000"/>
-      <w:spacing w:val="0"/>
-      <w:kern w:val="0"/>
-      <w:position w:val="0"/>
-      <w:sz w:val="22"/>
-      <w:szCs w:val="22"/>
-      <w:u w:val="none" w:color="000000"/>
-      <w:shd w:val="nil" w:color="auto" w:fill="auto"/>
-      <w:vertAlign w:val="baseline"/>
-      <w:lang w:val="ru-RU"/>
-      <w14:textFill>
-        <w14:solidFill>
-          <w14:srgbClr w14:val="000000"/>
-        </w14:solidFill>
-      </w14:textFill>
-    </w:rPr>
-  </w:style>
-  <w:style w:type="character" w:styleId="Link">
+  <w:style w:type="character" w:customStyle="1" w:styleId="Link">
     <w:name w:val="Link"/>
     <w:rPr>
       <w:outline w:val="0"/>
-      <w:color w:val="0000ff"/>
-      <w:u w:val="single" w:color="0000ff"/>
+      <w:color w:val="0000FF"/>
+      <w:u w:val="single" w:color="0000FF"/>
       <w:lang w:val="en-US"/>
-      <w14:textFill>
-        <w14:solidFill>
-          <w14:srgbClr w14:val="0000FF"/>
-        </w14:solidFill>
-      </w14:textFill>
     </w:rPr>
   </w:style>
-  <w:style w:type="numbering" w:styleId="Bullets">
+  <w:style w:type="numbering" w:customStyle="1" w:styleId="Bullets">
     <w:name w:val="Bullets"/>
     <w:pPr>
       <w:numPr>
@@ -1906,7 +2152,7 @@
 </file>
 
 <file path=word/theme/theme1.xml><?xml version="1.0" encoding="utf-8"?>
-<a:theme xmlns:a="http://schemas.openxmlformats.org/drawingml/2006/main" xmlns:r="http://schemas.openxmlformats.org/officeDocument/2006/relationships" name="Office Theme">
+<a:theme xmlns:a="http://schemas.openxmlformats.org/drawingml/2006/main" name="Office Theme">
   <a:themeElements>
     <a:clrScheme name="Office Theme">
       <a:dk1>
@@ -2032,7 +2278,7 @@
       <a:effectStyleLst>
         <a:effectStyle>
           <a:effectLst>
-            <a:outerShdw sx="100000" sy="100000" kx="0" ky="0" algn="b" rotWithShape="0" blurRad="38100" dist="23000" dir="5400000">
+            <a:outerShdw blurRad="38100" dist="23000" dir="5400000" rotWithShape="0">
               <a:srgbClr val="000000">
                 <a:alpha val="35000"/>
               </a:srgbClr>
@@ -2041,7 +2287,7 @@
         </a:effectStyle>
         <a:effectStyle>
           <a:effectLst>
-            <a:outerShdw sx="100000" sy="100000" kx="0" ky="0" algn="b" rotWithShape="0" blurRad="38100" dist="23000" dir="5400000">
+            <a:outerShdw blurRad="38100" dist="23000" dir="5400000" rotWithShape="0">
               <a:srgbClr val="000000">
                 <a:alpha val="35000"/>
               </a:srgbClr>
@@ -2050,7 +2296,7 @@
         </a:effectStyle>
         <a:effectStyle>
           <a:effectLst>
-            <a:outerShdw sx="100000" sy="100000" kx="0" ky="0" algn="b" rotWithShape="0" blurRad="38100" dist="20000" dir="5400000">
+            <a:outerShdw blurRad="38100" dist="20000" dir="5400000" rotWithShape="0">
               <a:srgbClr val="000000">
                 <a:alpha val="38000"/>
               </a:srgbClr>
@@ -2124,7 +2370,7 @@
           <a:round/>
         </a:ln>
         <a:effectLst>
-          <a:outerShdw sx="100000" sy="100000" kx="0" ky="0" algn="b" rotWithShape="0" blurRad="38100" dist="23000" dir="5400000">
+          <a:outerShdw blurRad="38100" dist="23000" dir="5400000" rotWithShape="0">
             <a:srgbClr val="000000">
               <a:alpha val="35000"/>
             </a:srgbClr>
@@ -2132,7 +2378,7 @@
         </a:effectLst>
         <a:sp3d/>
       </a:spPr>
-      <a:bodyPr rot="0" spcFirstLastPara="1" vertOverflow="overflow" horzOverflow="overflow" vert="horz" wrap="square" lIns="45719" tIns="45719" rIns="45719" bIns="45719" numCol="1" spcCol="38100" rtlCol="0" anchor="ctr" upright="0">
+      <a:bodyPr rot="0" spcFirstLastPara="1" vertOverflow="overflow" horzOverflow="overflow" vert="horz" wrap="square" lIns="45719" tIns="45719" rIns="45719" bIns="45719" numCol="1" spcCol="38100" rtlCol="0" anchor="ctr">
         <a:spAutoFit/>
       </a:bodyPr>
       <a:lstStyle>
@@ -2151,7 +2397,7 @@
           <a:buFontTx/>
           <a:buNone/>
           <a:tabLst/>
-          <a:defRPr b="0" baseline="0" cap="none" i="0" spc="0" strike="noStrike" sz="1800" u="none" kumimoji="0" normalizeH="0">
+          <a:defRPr kumimoji="0" sz="1800" b="0" i="0" u="none" strike="noStrike" cap="none" spc="0" normalizeH="0" baseline="0">
             <a:ln>
               <a:noFill/>
             </a:ln>
@@ -2181,7 +2427,7 @@
           <a:buFontTx/>
           <a:buNone/>
           <a:tabLst/>
-          <a:defRPr b="0" baseline="0" cap="none" i="0" spc="0" strike="noStrike" sz="1800" u="none" kumimoji="0" normalizeH="0">
+          <a:defRPr kumimoji="0" sz="1800" b="0" i="0" u="none" strike="noStrike" cap="none" spc="0" normalizeH="0" baseline="0">
             <a:ln>
               <a:noFill/>
             </a:ln>
@@ -2207,7 +2453,7 @@
           <a:buFontTx/>
           <a:buNone/>
           <a:tabLst/>
-          <a:defRPr b="0" baseline="0" cap="none" i="0" spc="0" strike="noStrike" sz="1800" u="none" kumimoji="0" normalizeH="0">
+          <a:defRPr kumimoji="0" sz="1800" b="0" i="0" u="none" strike="noStrike" cap="none" spc="0" normalizeH="0" baseline="0">
             <a:ln>
               <a:noFill/>
             </a:ln>
@@ -2233,7 +2479,7 @@
           <a:buFontTx/>
           <a:buNone/>
           <a:tabLst/>
-          <a:defRPr b="0" baseline="0" cap="none" i="0" spc="0" strike="noStrike" sz="1800" u="none" kumimoji="0" normalizeH="0">
+          <a:defRPr kumimoji="0" sz="1800" b="0" i="0" u="none" strike="noStrike" cap="none" spc="0" normalizeH="0" baseline="0">
             <a:ln>
               <a:noFill/>
             </a:ln>
@@ -2259,7 +2505,7 @@
           <a:buFontTx/>
           <a:buNone/>
           <a:tabLst/>
-          <a:defRPr b="0" baseline="0" cap="none" i="0" spc="0" strike="noStrike" sz="1800" u="none" kumimoji="0" normalizeH="0">
+          <a:defRPr kumimoji="0" sz="1800" b="0" i="0" u="none" strike="noStrike" cap="none" spc="0" normalizeH="0" baseline="0">
             <a:ln>
               <a:noFill/>
             </a:ln>
@@ -2285,7 +2531,7 @@
           <a:buFontTx/>
           <a:buNone/>
           <a:tabLst/>
-          <a:defRPr b="0" baseline="0" cap="none" i="0" spc="0" strike="noStrike" sz="1800" u="none" kumimoji="0" normalizeH="0">
+          <a:defRPr kumimoji="0" sz="1800" b="0" i="0" u="none" strike="noStrike" cap="none" spc="0" normalizeH="0" baseline="0">
             <a:ln>
               <a:noFill/>
             </a:ln>
@@ -2311,7 +2557,7 @@
           <a:buFontTx/>
           <a:buNone/>
           <a:tabLst/>
-          <a:defRPr b="0" baseline="0" cap="none" i="0" spc="0" strike="noStrike" sz="1800" u="none" kumimoji="0" normalizeH="0">
+          <a:defRPr kumimoji="0" sz="1800" b="0" i="0" u="none" strike="noStrike" cap="none" spc="0" normalizeH="0" baseline="0">
             <a:ln>
               <a:noFill/>
             </a:ln>
@@ -2337,7 +2583,7 @@
           <a:buFontTx/>
           <a:buNone/>
           <a:tabLst/>
-          <a:defRPr b="0" baseline="0" cap="none" i="0" spc="0" strike="noStrike" sz="1800" u="none" kumimoji="0" normalizeH="0">
+          <a:defRPr kumimoji="0" sz="1800" b="0" i="0" u="none" strike="noStrike" cap="none" spc="0" normalizeH="0" baseline="0">
             <a:ln>
               <a:noFill/>
             </a:ln>
@@ -2363,7 +2609,7 @@
           <a:buFontTx/>
           <a:buNone/>
           <a:tabLst/>
-          <a:defRPr b="0" baseline="0" cap="none" i="0" spc="0" strike="noStrike" sz="1800" u="none" kumimoji="0" normalizeH="0">
+          <a:defRPr kumimoji="0" sz="1800" b="0" i="0" u="none" strike="noStrike" cap="none" spc="0" normalizeH="0" baseline="0">
             <a:ln>
               <a:noFill/>
             </a:ln>
@@ -2389,7 +2635,7 @@
           <a:buFontTx/>
           <a:buNone/>
           <a:tabLst/>
-          <a:defRPr b="0" baseline="0" cap="none" i="0" spc="0" strike="noStrike" sz="1800" u="none" kumimoji="0" normalizeH="0">
+          <a:defRPr kumimoji="0" sz="1800" b="0" i="0" u="none" strike="noStrike" cap="none" spc="0" normalizeH="0" baseline="0">
             <a:ln>
               <a:noFill/>
             </a:ln>
@@ -2402,9 +2648,15 @@
         </a:lvl9pPr>
       </a:lstStyle>
       <a:style>
-        <a:lnRef idx="0"/>
-        <a:fillRef idx="0"/>
-        <a:effectRef idx="0"/>
+        <a:lnRef idx="0">
+          <a:scrgbClr r="0" g="0" b="0"/>
+        </a:lnRef>
+        <a:fillRef idx="0">
+          <a:scrgbClr r="0" g="0" b="0"/>
+        </a:fillRef>
+        <a:effectRef idx="0">
+          <a:scrgbClr r="0" g="0" b="0"/>
+        </a:effectRef>
         <a:fontRef idx="none"/>
       </a:style>
     </a:spDef>
@@ -2419,7 +2671,7 @@
           <a:round/>
         </a:ln>
         <a:effectLst>
-          <a:outerShdw sx="100000" sy="100000" kx="0" ky="0" algn="b" rotWithShape="0" blurRad="38100" dist="20000" dir="5400000">
+          <a:outerShdw blurRad="38100" dist="20000" dir="5400000" rotWithShape="0">
             <a:srgbClr val="000000">
               <a:alpha val="38000"/>
             </a:srgbClr>
@@ -2427,7 +2679,7 @@
         </a:effectLst>
         <a:sp3d/>
       </a:spPr>
-      <a:bodyPr rot="0" spcFirstLastPara="1" vertOverflow="overflow" horzOverflow="overflow" vert="horz" wrap="square" lIns="91439" tIns="45719" rIns="91439" bIns="45719" numCol="1" spcCol="38100" rtlCol="0" anchor="t" upright="0">
+      <a:bodyPr rot="0" spcFirstLastPara="1" vertOverflow="overflow" horzOverflow="overflow" vert="horz" wrap="square" lIns="91439" tIns="45719" rIns="91439" bIns="45719" numCol="1" spcCol="38100" rtlCol="0" anchor="t">
         <a:noAutofit/>
       </a:bodyPr>
       <a:lstStyle>
@@ -2446,7 +2698,7 @@
           <a:buFontTx/>
           <a:buNone/>
           <a:tabLst/>
-          <a:defRPr b="0" baseline="0" cap="none" i="0" spc="0" strike="noStrike" sz="1800" u="none" kumimoji="0" normalizeH="0">
+          <a:defRPr kumimoji="0" sz="1800" b="0" i="0" u="none" strike="noStrike" cap="none" spc="0" normalizeH="0" baseline="0">
             <a:ln>
               <a:noFill/>
             </a:ln>
@@ -2472,7 +2724,7 @@
           <a:buFontTx/>
           <a:buNone/>
           <a:tabLst/>
-          <a:defRPr b="0" baseline="0" cap="none" i="0" spc="0" strike="noStrike" sz="1800" u="none" kumimoji="0" normalizeH="0">
+          <a:defRPr kumimoji="0" sz="1800" b="0" i="0" u="none" strike="noStrike" cap="none" spc="0" normalizeH="0" baseline="0">
             <a:ln>
               <a:noFill/>
             </a:ln>
@@ -2498,7 +2750,7 @@
           <a:buFontTx/>
           <a:buNone/>
           <a:tabLst/>
-          <a:defRPr b="0" baseline="0" cap="none" i="0" spc="0" strike="noStrike" sz="1800" u="none" kumimoji="0" normalizeH="0">
+          <a:defRPr kumimoji="0" sz="1800" b="0" i="0" u="none" strike="noStrike" cap="none" spc="0" normalizeH="0" baseline="0">
             <a:ln>
               <a:noFill/>
             </a:ln>
@@ -2524,7 +2776,7 @@
           <a:buFontTx/>
           <a:buNone/>
           <a:tabLst/>
-          <a:defRPr b="0" baseline="0" cap="none" i="0" spc="0" strike="noStrike" sz="1800" u="none" kumimoji="0" normalizeH="0">
+          <a:defRPr kumimoji="0" sz="1800" b="0" i="0" u="none" strike="noStrike" cap="none" spc="0" normalizeH="0" baseline="0">
             <a:ln>
               <a:noFill/>
             </a:ln>
@@ -2550,7 +2802,7 @@
           <a:buFontTx/>
           <a:buNone/>
           <a:tabLst/>
-          <a:defRPr b="0" baseline="0" cap="none" i="0" spc="0" strike="noStrike" sz="1800" u="none" kumimoji="0" normalizeH="0">
+          <a:defRPr kumimoji="0" sz="1800" b="0" i="0" u="none" strike="noStrike" cap="none" spc="0" normalizeH="0" baseline="0">
             <a:ln>
               <a:noFill/>
             </a:ln>
@@ -2576,7 +2828,7 @@
           <a:buFontTx/>
           <a:buNone/>
           <a:tabLst/>
-          <a:defRPr b="0" baseline="0" cap="none" i="0" spc="0" strike="noStrike" sz="1800" u="none" kumimoji="0" normalizeH="0">
+          <a:defRPr kumimoji="0" sz="1800" b="0" i="0" u="none" strike="noStrike" cap="none" spc="0" normalizeH="0" baseline="0">
             <a:ln>
               <a:noFill/>
             </a:ln>
@@ -2602,7 +2854,7 @@
           <a:buFontTx/>
           <a:buNone/>
           <a:tabLst/>
-          <a:defRPr b="0" baseline="0" cap="none" i="0" spc="0" strike="noStrike" sz="1800" u="none" kumimoji="0" normalizeH="0">
+          <a:defRPr kumimoji="0" sz="1800" b="0" i="0" u="none" strike="noStrike" cap="none" spc="0" normalizeH="0" baseline="0">
             <a:ln>
               <a:noFill/>
             </a:ln>
@@ -2628,7 +2880,7 @@
           <a:buFontTx/>
           <a:buNone/>
           <a:tabLst/>
-          <a:defRPr b="0" baseline="0" cap="none" i="0" spc="0" strike="noStrike" sz="1800" u="none" kumimoji="0" normalizeH="0">
+          <a:defRPr kumimoji="0" sz="1800" b="0" i="0" u="none" strike="noStrike" cap="none" spc="0" normalizeH="0" baseline="0">
             <a:ln>
               <a:noFill/>
             </a:ln>
@@ -2654,7 +2906,7 @@
           <a:buFontTx/>
           <a:buNone/>
           <a:tabLst/>
-          <a:defRPr b="0" baseline="0" cap="none" i="0" spc="0" strike="noStrike" sz="1800" u="none" kumimoji="0" normalizeH="0">
+          <a:defRPr kumimoji="0" sz="1800" b="0" i="0" u="none" strike="noStrike" cap="none" spc="0" normalizeH="0" baseline="0">
             <a:ln>
               <a:noFill/>
             </a:ln>
@@ -2680,7 +2932,7 @@
           <a:buFontTx/>
           <a:buNone/>
           <a:tabLst/>
-          <a:defRPr b="0" baseline="0" cap="none" i="0" spc="0" strike="noStrike" sz="1800" u="none" kumimoji="0" normalizeH="0">
+          <a:defRPr kumimoji="0" sz="1800" b="0" i="0" u="none" strike="noStrike" cap="none" spc="0" normalizeH="0" baseline="0">
             <a:ln>
               <a:noFill/>
             </a:ln>
@@ -2693,9 +2945,15 @@
         </a:lvl9pPr>
       </a:lstStyle>
       <a:style>
-        <a:lnRef idx="0"/>
-        <a:fillRef idx="0"/>
-        <a:effectRef idx="0"/>
+        <a:lnRef idx="0">
+          <a:scrgbClr r="0" g="0" b="0"/>
+        </a:lnRef>
+        <a:fillRef idx="0">
+          <a:scrgbClr r="0" g="0" b="0"/>
+        </a:fillRef>
+        <a:effectRef idx="0">
+          <a:scrgbClr r="0" g="0" b="0"/>
+        </a:effectRef>
         <a:fontRef idx="none"/>
       </a:style>
     </a:lnDef>
@@ -2709,7 +2967,7 @@
         <a:effectLst/>
         <a:sp3d/>
       </a:spPr>
-      <a:bodyPr rot="0" spcFirstLastPara="1" vertOverflow="overflow" horzOverflow="overflow" vert="horz" wrap="square" lIns="45719" tIns="45719" rIns="45719" bIns="45719" numCol="1" spcCol="38100" rtlCol="0" anchor="t" upright="0">
+      <a:bodyPr rot="0" spcFirstLastPara="1" vertOverflow="overflow" horzOverflow="overflow" vert="horz" wrap="square" lIns="45719" tIns="45719" rIns="45719" bIns="45719" numCol="1" spcCol="38100" rtlCol="0" anchor="t">
         <a:spAutoFit/>
       </a:bodyPr>
       <a:lstStyle>
@@ -2728,7 +2986,7 @@
           <a:buFontTx/>
           <a:buNone/>
           <a:tabLst/>
-          <a:defRPr b="0" baseline="0" cap="none" i="0" spc="0" strike="noStrike" sz="1800" u="none" kumimoji="0" normalizeH="0">
+          <a:defRPr kumimoji="0" sz="1800" b="0" i="0" u="none" strike="noStrike" cap="none" spc="0" normalizeH="0" baseline="0">
             <a:ln>
               <a:noFill/>
             </a:ln>
@@ -2758,7 +3016,7 @@
           <a:buFontTx/>
           <a:buNone/>
           <a:tabLst/>
-          <a:defRPr b="0" baseline="0" cap="none" i="0" spc="0" strike="noStrike" sz="1800" u="none" kumimoji="0" normalizeH="0">
+          <a:defRPr kumimoji="0" sz="1800" b="0" i="0" u="none" strike="noStrike" cap="none" spc="0" normalizeH="0" baseline="0">
             <a:ln>
               <a:noFill/>
             </a:ln>
@@ -2784,7 +3042,7 @@
           <a:buFontTx/>
           <a:buNone/>
           <a:tabLst/>
-          <a:defRPr b="0" baseline="0" cap="none" i="0" spc="0" strike="noStrike" sz="1800" u="none" kumimoji="0" normalizeH="0">
+          <a:defRPr kumimoji="0" sz="1800" b="0" i="0" u="none" strike="noStrike" cap="none" spc="0" normalizeH="0" baseline="0">
             <a:ln>
               <a:noFill/>
             </a:ln>
@@ -2810,7 +3068,7 @@
           <a:buFontTx/>
           <a:buNone/>
           <a:tabLst/>
-          <a:defRPr b="0" baseline="0" cap="none" i="0" spc="0" strike="noStrike" sz="1800" u="none" kumimoji="0" normalizeH="0">
+          <a:defRPr kumimoji="0" sz="1800" b="0" i="0" u="none" strike="noStrike" cap="none" spc="0" normalizeH="0" baseline="0">
             <a:ln>
               <a:noFill/>
             </a:ln>
@@ -2836,7 +3094,7 @@
           <a:buFontTx/>
           <a:buNone/>
           <a:tabLst/>
-          <a:defRPr b="0" baseline="0" cap="none" i="0" spc="0" strike="noStrike" sz="1800" u="none" kumimoji="0" normalizeH="0">
+          <a:defRPr kumimoji="0" sz="1800" b="0" i="0" u="none" strike="noStrike" cap="none" spc="0" normalizeH="0" baseline="0">
             <a:ln>
               <a:noFill/>
             </a:ln>
@@ -2862,7 +3120,7 @@
           <a:buFontTx/>
           <a:buNone/>
           <a:tabLst/>
-          <a:defRPr b="0" baseline="0" cap="none" i="0" spc="0" strike="noStrike" sz="1800" u="none" kumimoji="0" normalizeH="0">
+          <a:defRPr kumimoji="0" sz="1800" b="0" i="0" u="none" strike="noStrike" cap="none" spc="0" normalizeH="0" baseline="0">
             <a:ln>
               <a:noFill/>
             </a:ln>
@@ -2888,7 +3146,7 @@
           <a:buFontTx/>
           <a:buNone/>
           <a:tabLst/>
-          <a:defRPr b="0" baseline="0" cap="none" i="0" spc="0" strike="noStrike" sz="1800" u="none" kumimoji="0" normalizeH="0">
+          <a:defRPr kumimoji="0" sz="1800" b="0" i="0" u="none" strike="noStrike" cap="none" spc="0" normalizeH="0" baseline="0">
             <a:ln>
               <a:noFill/>
             </a:ln>
@@ -2914,7 +3172,7 @@
           <a:buFontTx/>
           <a:buNone/>
           <a:tabLst/>
-          <a:defRPr b="0" baseline="0" cap="none" i="0" spc="0" strike="noStrike" sz="1800" u="none" kumimoji="0" normalizeH="0">
+          <a:defRPr kumimoji="0" sz="1800" b="0" i="0" u="none" strike="noStrike" cap="none" spc="0" normalizeH="0" baseline="0">
             <a:ln>
               <a:noFill/>
             </a:ln>
@@ -2940,7 +3198,7 @@
           <a:buFontTx/>
           <a:buNone/>
           <a:tabLst/>
-          <a:defRPr b="0" baseline="0" cap="none" i="0" spc="0" strike="noStrike" sz="1800" u="none" kumimoji="0" normalizeH="0">
+          <a:defRPr kumimoji="0" sz="1800" b="0" i="0" u="none" strike="noStrike" cap="none" spc="0" normalizeH="0" baseline="0">
             <a:ln>
               <a:noFill/>
             </a:ln>
@@ -2966,7 +3224,7 @@
           <a:buFontTx/>
           <a:buNone/>
           <a:tabLst/>
-          <a:defRPr b="0" baseline="0" cap="none" i="0" spc="0" strike="noStrike" sz="1800" u="none" kumimoji="0" normalizeH="0">
+          <a:defRPr kumimoji="0" sz="1800" b="0" i="0" u="none" strike="noStrike" cap="none" spc="0" normalizeH="0" baseline="0">
             <a:ln>
               <a:noFill/>
             </a:ln>
@@ -2979,12 +3237,19 @@
         </a:lvl9pPr>
       </a:lstStyle>
       <a:style>
-        <a:lnRef idx="0"/>
-        <a:fillRef idx="0"/>
-        <a:effectRef idx="0"/>
+        <a:lnRef idx="0">
+          <a:scrgbClr r="0" g="0" b="0"/>
+        </a:lnRef>
+        <a:fillRef idx="0">
+          <a:scrgbClr r="0" g="0" b="0"/>
+        </a:fillRef>
+        <a:effectRef idx="0">
+          <a:scrgbClr r="0" g="0" b="0"/>
+        </a:effectRef>
         <a:fontRef idx="none"/>
       </a:style>
     </a:txDef>
   </a:objectDefaults>
+  <a:extraClrSchemeLst/>
 </a:theme>
 </file>
--- a/assets/images/Maksym Tereshyn CV.docx
+++ b/assets/images/Maksym Tereshyn CV.docx
@@ -879,129 +879,6 @@
     <w:p>
       <w:pPr>
         <w:rPr>
-          <w:i/>
-          <w:iCs/>
-          <w:color w:val="548DD4"/>
-          <w:u w:color="548DD4"/>
-          <w:lang w:val="en-US"/>
-        </w:rPr>
-      </w:pPr>
-    </w:p>
-    <w:p>
-      <w:pPr>
-        <w:rPr>
-          <w:i/>
-          <w:iCs/>
-          <w:color w:val="548DD4"/>
-          <w:u w:color="548DD4"/>
-          <w:lang w:val="en-US"/>
-        </w:rPr>
-      </w:pPr>
-      <w:r>
-        <w:rPr>
-          <w:color w:val="548DD4"/>
-          <w:u w:color="548DD4"/>
-          <w:lang w:val="en-US"/>
-        </w:rPr>
-        <w:t xml:space="preserve"> </w:t>
-      </w:r>
-    </w:p>
-    <w:p>
-      <w:pPr>
-        <w:rPr>
-          <w:i/>
-          <w:iCs/>
-          <w:color w:val="548DD4"/>
-          <w:u w:color="548DD4"/>
-          <w:lang w:val="en-US"/>
-        </w:rPr>
-      </w:pPr>
-    </w:p>
-    <w:p>
-      <w:pPr>
-        <w:rPr>
-          <w:lang w:val="en-US"/>
-        </w:rPr>
-      </w:pPr>
-      <w:r>
-        <w:rPr>
-          <w:b/>
-          <w:bCs/>
-          <w:u w:val="single"/>
-          <w:lang w:val="en-US"/>
-        </w:rPr>
-        <w:t>Freelance experience</w:t>
-      </w:r>
-      <w:r>
-        <w:rPr>
-          <w:b/>
-          <w:bCs/>
-          <w:u w:val="single"/>
-          <w:lang w:val="en-US"/>
-        </w:rPr>
-        <w:t>:</w:t>
-      </w:r>
-    </w:p>
-    <w:p>
-      <w:pPr>
-        <w:rPr>
-          <w:i/>
-          <w:iCs/>
-          <w:lang w:val="en-US"/>
-        </w:rPr>
-      </w:pPr>
-      <w:r>
-        <w:rPr>
-          <w:i/>
-          <w:iCs/>
-          <w:lang w:val="en-US"/>
-        </w:rPr>
-        <w:t xml:space="preserve">Between 2019 and 2020, there were two orders for the same project. </w:t>
-      </w:r>
-    </w:p>
-    <w:p>
-      <w:pPr>
-        <w:rPr>
-          <w:i/>
-          <w:iCs/>
-          <w:lang w:val="en-US"/>
-        </w:rPr>
-      </w:pPr>
-      <w:r>
-        <w:rPr>
-          <w:i/>
-          <w:iCs/>
-          <w:lang w:val="en-US"/>
-        </w:rPr>
-        <w:t xml:space="preserve">This project is called Barbershop and it is present on the portfolio </w:t>
-      </w:r>
-      <w:r>
-        <w:rPr>
-          <w:i/>
-          <w:iCs/>
-          <w:lang w:val="en-US"/>
-        </w:rPr>
-        <w:t>web</w:t>
-      </w:r>
-      <w:r>
-        <w:rPr>
-          <w:i/>
-          <w:iCs/>
-          <w:lang w:val="en-US"/>
-        </w:rPr>
-        <w:t>site.</w:t>
-      </w:r>
-    </w:p>
-    <w:p>
-      <w:pPr>
-        <w:rPr>
-          <w:lang w:val="en-US"/>
-        </w:rPr>
-      </w:pPr>
-    </w:p>
-    <w:p>
-      <w:pPr>
-        <w:rPr>
           <w:lang w:val="en-US"/>
         </w:rPr>
       </w:pPr>
@@ -1287,6 +1164,7 @@
           <w:u w:val="single"/>
           <w:lang w:val="en-US"/>
         </w:rPr>
+        <w:lastRenderedPageBreak/>
         <w:t>Hobbies</w:t>
       </w:r>
       <w:r>
